--- a/proforma_template_eng.docx
+++ b/proforma_template_eng.docx
@@ -426,7 +426,7 @@
               <w:autoSpaceDE w:val="0"/>
               <w:autoSpaceDN w:val="0"/>
               <w:adjustRightInd w:val="0"/>
-              <w:spacing w:after="0" w:line="240" w:lineRule="auto"/>
+              <w:spacing w:before="120" w:after="120" w:line="240" w:lineRule="auto"/>
               <w:jc w:val="center"/>
               <w:rPr>
                 <w:i/>
@@ -463,7 +463,7 @@
               <w:autoSpaceDE w:val="0"/>
               <w:autoSpaceDN w:val="0"/>
               <w:adjustRightInd w:val="0"/>
-              <w:spacing w:after="0" w:line="240" w:lineRule="auto"/>
+              <w:spacing w:before="120" w:after="120" w:line="240" w:lineRule="auto"/>
               <w:jc w:val="center"/>
               <w:rPr>
                 <w:i/>
@@ -500,7 +500,7 @@
               <w:autoSpaceDE w:val="0"/>
               <w:autoSpaceDN w:val="0"/>
               <w:adjustRightInd w:val="0"/>
-              <w:spacing w:after="0" w:line="240" w:lineRule="auto"/>
+              <w:spacing w:before="120" w:after="120" w:line="240" w:lineRule="auto"/>
               <w:jc w:val="center"/>
               <w:rPr>
                 <w:i/>
@@ -541,7 +541,7 @@
               <w:autoSpaceDE w:val="0"/>
               <w:autoSpaceDN w:val="0"/>
               <w:adjustRightInd w:val="0"/>
-              <w:spacing w:after="0" w:line="240" w:lineRule="auto"/>
+              <w:spacing w:before="120" w:after="120" w:line="240" w:lineRule="auto"/>
               <w:jc w:val="center"/>
               <w:rPr>
                 <w:i/>
@@ -588,7 +588,7 @@
               <w:autoSpaceDE w:val="0"/>
               <w:autoSpaceDN w:val="0"/>
               <w:adjustRightInd w:val="0"/>
-              <w:spacing w:after="0" w:line="240" w:lineRule="auto"/>
+              <w:spacing w:before="120" w:after="120" w:line="240" w:lineRule="auto"/>
               <w:jc w:val="center"/>
               <w:rPr>
                 <w:i/>
@@ -615,7 +615,7 @@
               <w:autoSpaceDE w:val="0"/>
               <w:autoSpaceDN w:val="0"/>
               <w:adjustRightInd w:val="0"/>
-              <w:spacing w:after="0" w:line="240" w:lineRule="auto"/>
+              <w:spacing w:before="120" w:after="120" w:line="240" w:lineRule="auto"/>
               <w:jc w:val="center"/>
               <w:rPr>
                 <w:i/>
@@ -657,7 +657,7 @@
               <w:autoSpaceDE w:val="0"/>
               <w:autoSpaceDN w:val="0"/>
               <w:adjustRightInd w:val="0"/>
-              <w:spacing w:after="0" w:line="240" w:lineRule="auto"/>
+              <w:spacing w:before="120" w:after="120" w:line="240" w:lineRule="auto"/>
               <w:jc w:val="both"/>
               <w:rPr>
                 <w:sz w:val="20"/>
@@ -690,7 +690,7 @@
               <w:autoSpaceDE w:val="0"/>
               <w:autoSpaceDN w:val="0"/>
               <w:adjustRightInd w:val="0"/>
-              <w:spacing w:after="0" w:line="240" w:lineRule="auto"/>
+              <w:spacing w:before="120" w:after="120" w:line="240" w:lineRule="auto"/>
               <w:jc w:val="both"/>
               <w:rPr>
                 <w:sz w:val="20"/>
@@ -723,7 +723,7 @@
               <w:autoSpaceDE w:val="0"/>
               <w:autoSpaceDN w:val="0"/>
               <w:adjustRightInd w:val="0"/>
-              <w:spacing w:after="0" w:line="240" w:lineRule="auto"/>
+              <w:spacing w:before="120" w:after="120" w:line="240" w:lineRule="auto"/>
               <w:jc w:val="both"/>
               <w:rPr>
                 <w:sz w:val="20"/>
@@ -756,7 +756,7 @@
               <w:autoSpaceDE w:val="0"/>
               <w:autoSpaceDN w:val="0"/>
               <w:adjustRightInd w:val="0"/>
-              <w:spacing w:after="0" w:line="240" w:lineRule="auto"/>
+              <w:spacing w:before="120" w:after="120" w:line="240" w:lineRule="auto"/>
               <w:jc w:val="both"/>
               <w:rPr>
                 <w:sz w:val="20"/>
@@ -791,7 +791,7 @@
               <w:autoSpaceDE w:val="0"/>
               <w:autoSpaceDN w:val="0"/>
               <w:adjustRightInd w:val="0"/>
-              <w:spacing w:after="0" w:line="240" w:lineRule="auto"/>
+              <w:spacing w:before="120" w:after="120" w:line="240" w:lineRule="auto"/>
               <w:jc w:val="both"/>
               <w:rPr>
                 <w:sz w:val="20"/>
@@ -824,7 +824,7 @@
               <w:autoSpaceDE w:val="0"/>
               <w:autoSpaceDN w:val="0"/>
               <w:adjustRightInd w:val="0"/>
-              <w:spacing w:after="0" w:line="240" w:lineRule="auto"/>
+              <w:spacing w:before="120" w:after="120" w:line="240" w:lineRule="auto"/>
               <w:jc w:val="right"/>
               <w:rPr>
                 <w:sz w:val="20"/>
@@ -872,7 +872,7 @@
               <w:autoSpaceDE w:val="0"/>
               <w:autoSpaceDN w:val="0"/>
               <w:adjustRightInd w:val="0"/>
-              <w:spacing w:after="0" w:line="240" w:lineRule="auto"/>
+              <w:spacing w:before="120" w:after="120" w:line="240" w:lineRule="auto"/>
               <w:jc w:val="both"/>
               <w:rPr>
                 <w:sz w:val="20"/>
@@ -905,7 +905,7 @@
               <w:autoSpaceDE w:val="0"/>
               <w:autoSpaceDN w:val="0"/>
               <w:adjustRightInd w:val="0"/>
-              <w:spacing w:after="0" w:line="240" w:lineRule="auto"/>
+              <w:spacing w:before="120" w:after="120" w:line="240" w:lineRule="auto"/>
               <w:jc w:val="both"/>
               <w:rPr>
                 <w:sz w:val="20"/>
@@ -938,7 +938,7 @@
               <w:autoSpaceDE w:val="0"/>
               <w:autoSpaceDN w:val="0"/>
               <w:adjustRightInd w:val="0"/>
-              <w:spacing w:after="0" w:line="240" w:lineRule="auto"/>
+              <w:spacing w:before="120" w:after="120" w:line="240" w:lineRule="auto"/>
               <w:jc w:val="both"/>
               <w:rPr>
                 <w:sz w:val="20"/>
@@ -971,7 +971,7 @@
               <w:autoSpaceDE w:val="0"/>
               <w:autoSpaceDN w:val="0"/>
               <w:adjustRightInd w:val="0"/>
-              <w:spacing w:after="0" w:line="240" w:lineRule="auto"/>
+              <w:spacing w:before="120" w:after="120" w:line="240" w:lineRule="auto"/>
               <w:jc w:val="both"/>
               <w:rPr>
                 <w:sz w:val="20"/>
@@ -1006,7 +1006,7 @@
               <w:autoSpaceDE w:val="0"/>
               <w:autoSpaceDN w:val="0"/>
               <w:adjustRightInd w:val="0"/>
-              <w:spacing w:after="0" w:line="240" w:lineRule="auto"/>
+              <w:spacing w:before="120" w:after="120" w:line="240" w:lineRule="auto"/>
               <w:jc w:val="both"/>
               <w:rPr>
                 <w:sz w:val="20"/>
@@ -1039,7 +1039,7 @@
               <w:autoSpaceDE w:val="0"/>
               <w:autoSpaceDN w:val="0"/>
               <w:adjustRightInd w:val="0"/>
-              <w:spacing w:after="0" w:line="240" w:lineRule="auto"/>
+              <w:spacing w:before="120" w:after="120" w:line="240" w:lineRule="auto"/>
               <w:jc w:val="right"/>
               <w:rPr>
                 <w:sz w:val="20"/>
@@ -1087,7 +1087,7 @@
               <w:autoSpaceDE w:val="0"/>
               <w:autoSpaceDN w:val="0"/>
               <w:adjustRightInd w:val="0"/>
-              <w:spacing w:after="0" w:line="240" w:lineRule="auto"/>
+              <w:spacing w:before="120" w:after="120" w:line="240" w:lineRule="auto"/>
               <w:jc w:val="both"/>
               <w:rPr>
                 <w:sz w:val="20"/>
@@ -1120,7 +1120,7 @@
               <w:autoSpaceDE w:val="0"/>
               <w:autoSpaceDN w:val="0"/>
               <w:adjustRightInd w:val="0"/>
-              <w:spacing w:after="0" w:line="240" w:lineRule="auto"/>
+              <w:spacing w:before="120" w:after="120" w:line="240" w:lineRule="auto"/>
               <w:jc w:val="both"/>
               <w:rPr>
                 <w:sz w:val="20"/>
@@ -1153,7 +1153,7 @@
               <w:autoSpaceDE w:val="0"/>
               <w:autoSpaceDN w:val="0"/>
               <w:adjustRightInd w:val="0"/>
-              <w:spacing w:after="0" w:line="240" w:lineRule="auto"/>
+              <w:spacing w:before="120" w:after="120" w:line="240" w:lineRule="auto"/>
               <w:jc w:val="both"/>
               <w:rPr>
                 <w:sz w:val="20"/>
@@ -1186,7 +1186,7 @@
               <w:autoSpaceDE w:val="0"/>
               <w:autoSpaceDN w:val="0"/>
               <w:adjustRightInd w:val="0"/>
-              <w:spacing w:after="0" w:line="240" w:lineRule="auto"/>
+              <w:spacing w:before="120" w:after="120" w:line="240" w:lineRule="auto"/>
               <w:jc w:val="both"/>
               <w:rPr>
                 <w:sz w:val="20"/>
@@ -1221,7 +1221,7 @@
               <w:autoSpaceDE w:val="0"/>
               <w:autoSpaceDN w:val="0"/>
               <w:adjustRightInd w:val="0"/>
-              <w:spacing w:after="0" w:line="240" w:lineRule="auto"/>
+              <w:spacing w:before="120" w:after="120" w:line="240" w:lineRule="auto"/>
               <w:jc w:val="both"/>
               <w:rPr>
                 <w:sz w:val="20"/>
@@ -1254,7 +1254,7 @@
               <w:autoSpaceDE w:val="0"/>
               <w:autoSpaceDN w:val="0"/>
               <w:adjustRightInd w:val="0"/>
-              <w:spacing w:after="0" w:line="240" w:lineRule="auto"/>
+              <w:spacing w:before="120" w:after="120" w:line="240" w:lineRule="auto"/>
               <w:jc w:val="right"/>
               <w:rPr>
                 <w:sz w:val="20"/>
@@ -1302,7 +1302,7 @@
               <w:autoSpaceDE w:val="0"/>
               <w:autoSpaceDN w:val="0"/>
               <w:adjustRightInd w:val="0"/>
-              <w:spacing w:after="0" w:line="240" w:lineRule="auto"/>
+              <w:spacing w:before="120" w:after="120" w:line="240" w:lineRule="auto"/>
               <w:jc w:val="both"/>
               <w:rPr>
                 <w:sz w:val="20"/>
@@ -1335,7 +1335,7 @@
               <w:autoSpaceDE w:val="0"/>
               <w:autoSpaceDN w:val="0"/>
               <w:adjustRightInd w:val="0"/>
-              <w:spacing w:after="0" w:line="240" w:lineRule="auto"/>
+              <w:spacing w:before="120" w:after="120" w:line="240" w:lineRule="auto"/>
               <w:jc w:val="both"/>
               <w:rPr>
                 <w:sz w:val="20"/>
@@ -1368,7 +1368,7 @@
               <w:autoSpaceDE w:val="0"/>
               <w:autoSpaceDN w:val="0"/>
               <w:adjustRightInd w:val="0"/>
-              <w:spacing w:after="0" w:line="240" w:lineRule="auto"/>
+              <w:spacing w:before="120" w:after="120" w:line="240" w:lineRule="auto"/>
               <w:jc w:val="both"/>
               <w:rPr>
                 <w:sz w:val="20"/>
@@ -1401,7 +1401,7 @@
               <w:autoSpaceDE w:val="0"/>
               <w:autoSpaceDN w:val="0"/>
               <w:adjustRightInd w:val="0"/>
-              <w:spacing w:after="0" w:line="240" w:lineRule="auto"/>
+              <w:spacing w:before="120" w:after="120" w:line="240" w:lineRule="auto"/>
               <w:jc w:val="both"/>
               <w:rPr>
                 <w:sz w:val="20"/>
@@ -1436,7 +1436,7 @@
               <w:autoSpaceDE w:val="0"/>
               <w:autoSpaceDN w:val="0"/>
               <w:adjustRightInd w:val="0"/>
-              <w:spacing w:after="0" w:line="240" w:lineRule="auto"/>
+              <w:spacing w:before="120" w:after="120" w:line="240" w:lineRule="auto"/>
               <w:jc w:val="both"/>
               <w:rPr>
                 <w:sz w:val="20"/>
@@ -1469,7 +1469,7 @@
               <w:autoSpaceDE w:val="0"/>
               <w:autoSpaceDN w:val="0"/>
               <w:adjustRightInd w:val="0"/>
-              <w:spacing w:after="0" w:line="240" w:lineRule="auto"/>
+              <w:spacing w:before="120" w:after="120" w:line="240" w:lineRule="auto"/>
               <w:jc w:val="right"/>
               <w:rPr>
                 <w:sz w:val="20"/>
@@ -1518,7 +1518,7 @@
               <w:autoSpaceDE w:val="0"/>
               <w:autoSpaceDN w:val="0"/>
               <w:adjustRightInd w:val="0"/>
-              <w:spacing w:after="0" w:line="240" w:lineRule="auto"/>
+              <w:spacing w:before="120" w:after="120" w:line="240" w:lineRule="auto"/>
               <w:jc w:val="both"/>
               <w:rPr>
                 <w:sz w:val="20"/>
@@ -1553,7 +1553,7 @@
               <w:autoSpaceDE w:val="0"/>
               <w:autoSpaceDN w:val="0"/>
               <w:adjustRightInd w:val="0"/>
-              <w:spacing w:after="0" w:line="240" w:lineRule="auto"/>
+              <w:spacing w:before="120" w:after="120" w:line="240" w:lineRule="auto"/>
               <w:jc w:val="both"/>
               <w:rPr>
                 <w:b/>
@@ -1590,7 +1590,7 @@
               <w:autoSpaceDE w:val="0"/>
               <w:autoSpaceDN w:val="0"/>
               <w:adjustRightInd w:val="0"/>
-              <w:spacing w:after="0" w:line="240" w:lineRule="auto"/>
+              <w:spacing w:before="120" w:after="120" w:line="240" w:lineRule="auto"/>
               <w:jc w:val="right"/>
               <w:rPr>
                 <w:b/>
@@ -1677,6 +1677,21 @@
         </w:rPr>
         <w:t xml:space="preserve"> (ex. VAT excluded)</w:t>
       </w:r>
+    </w:p>
+    <w:p>
+      <w:pPr>
+        <w:autoSpaceDE w:val="0"/>
+        <w:autoSpaceDN w:val="0"/>
+        <w:adjustRightInd w:val="0"/>
+        <w:spacing w:after="0" w:line="240" w:lineRule="auto"/>
+        <w:ind w:left="142"/>
+        <w:jc w:val="both"/>
+        <w:rPr>
+          <w:sz w:val="20"/>
+          <w:szCs w:val="20"/>
+          <w:lang w:val="en-GB"/>
+        </w:rPr>
+      </w:pPr>
     </w:p>
     <w:p>
       <w:pPr>

--- a/proforma_template_eng.docx
+++ b/proforma_template_eng.docx
@@ -1512,6 +1512,7 @@
               <w:bottom w:val="nil"/>
               <w:right w:val="nil"/>
             </w:tcBorders>
+            <w:noWrap/>
           </w:tcPr>
           <w:p>
             <w:pPr>
@@ -1677,21 +1678,6 @@
         </w:rPr>
         <w:t xml:space="preserve"> (ex. VAT excluded)</w:t>
       </w:r>
-    </w:p>
-    <w:p>
-      <w:pPr>
-        <w:autoSpaceDE w:val="0"/>
-        <w:autoSpaceDN w:val="0"/>
-        <w:adjustRightInd w:val="0"/>
-        <w:spacing w:after="0" w:line="240" w:lineRule="auto"/>
-        <w:ind w:left="142"/>
-        <w:jc w:val="both"/>
-        <w:rPr>
-          <w:sz w:val="20"/>
-          <w:szCs w:val="20"/>
-          <w:lang w:val="en-GB"/>
-        </w:rPr>
-      </w:pPr>
     </w:p>
     <w:p>
       <w:pPr>

--- a/proforma_template_eng.docx
+++ b/proforma_template_eng.docx
@@ -407,17 +407,16 @@
     <w:tbl>
       <w:tblPr>
         <w:tblStyle w:val="TableGrid"/>
-        <w:tblW w:w="0" w:type="auto"/>
-        <w:tblInd w:w="142" w:type="dxa"/>
+        <w:tblW w:w="5000" w:type="pct"/>
         <w:tblLook w:val="04A0" w:firstRow="1" w:lastRow="0" w:firstColumn="1" w:lastColumn="0" w:noHBand="0" w:noVBand="1"/>
       </w:tblPr>
       <w:tblGrid>
-        <w:gridCol w:w="1580"/>
-        <w:gridCol w:w="2242"/>
-        <w:gridCol w:w="1134"/>
-        <w:gridCol w:w="1376"/>
-        <w:gridCol w:w="1034"/>
-        <w:gridCol w:w="2120"/>
+        <w:gridCol w:w="770"/>
+        <w:gridCol w:w="3238"/>
+        <w:gridCol w:w="736"/>
+        <w:gridCol w:w="1430"/>
+        <w:gridCol w:w="1029"/>
+        <w:gridCol w:w="2435"/>
       </w:tblGrid>
       <w:tr>
         <w:trPr>
@@ -425,7 +424,7 @@
         </w:trPr>
         <w:tc>
           <w:tcPr>
-            <w:tcW w:w="1580" w:type="dxa"/>
+            <w:tcW w:w="399" w:type="pct"/>
             <w:tcBorders>
               <w:top w:val="nil"/>
               <w:left w:val="nil"/>
@@ -462,7 +461,7 @@
         </w:tc>
         <w:tc>
           <w:tcPr>
-            <w:tcW w:w="2242" w:type="dxa"/>
+            <w:tcW w:w="1680" w:type="pct"/>
             <w:tcBorders>
               <w:top w:val="nil"/>
               <w:left w:val="nil"/>
@@ -499,7 +498,7 @@
         </w:tc>
         <w:tc>
           <w:tcPr>
-            <w:tcW w:w="1134" w:type="dxa"/>
+            <w:tcW w:w="382" w:type="pct"/>
             <w:tcBorders>
               <w:top w:val="nil"/>
               <w:left w:val="nil"/>
@@ -540,7 +539,7 @@
         </w:tc>
         <w:tc>
           <w:tcPr>
-            <w:tcW w:w="1376" w:type="dxa"/>
+            <w:tcW w:w="742" w:type="pct"/>
             <w:tcBorders>
               <w:top w:val="nil"/>
               <w:left w:val="nil"/>
@@ -587,7 +586,7 @@
         </w:tc>
         <w:tc>
           <w:tcPr>
-            <w:tcW w:w="1034" w:type="dxa"/>
+            <w:tcW w:w="534" w:type="pct"/>
             <w:tcBorders>
               <w:top w:val="nil"/>
               <w:left w:val="nil"/>
@@ -614,7 +613,7 @@
         </w:tc>
         <w:tc>
           <w:tcPr>
-            <w:tcW w:w="2120" w:type="dxa"/>
+            <w:tcW w:w="1263" w:type="pct"/>
             <w:tcBorders>
               <w:top w:val="nil"/>
               <w:left w:val="nil"/>
@@ -656,7 +655,7 @@
         </w:trPr>
         <w:tc>
           <w:tcPr>
-            <w:tcW w:w="1580" w:type="dxa"/>
+            <w:tcW w:w="399" w:type="pct"/>
             <w:tcBorders>
               <w:top w:val="single" w:sz="4" w:space="0" w:color="auto"/>
               <w:left w:val="nil"/>
@@ -689,7 +688,7 @@
         </w:tc>
         <w:tc>
           <w:tcPr>
-            <w:tcW w:w="2242" w:type="dxa"/>
+            <w:tcW w:w="1680" w:type="pct"/>
             <w:tcBorders>
               <w:top w:val="single" w:sz="4" w:space="0" w:color="auto"/>
               <w:left w:val="nil"/>
@@ -756,7 +755,7 @@
         </w:tc>
         <w:tc>
           <w:tcPr>
-            <w:tcW w:w="1134" w:type="dxa"/>
+            <w:tcW w:w="382" w:type="pct"/>
             <w:tcBorders>
               <w:top w:val="single" w:sz="4" w:space="0" w:color="auto"/>
               <w:left w:val="nil"/>
@@ -789,7 +788,7 @@
         </w:tc>
         <w:tc>
           <w:tcPr>
-            <w:tcW w:w="1376" w:type="dxa"/>
+            <w:tcW w:w="742" w:type="pct"/>
             <w:tcBorders>
               <w:top w:val="single" w:sz="4" w:space="0" w:color="auto"/>
               <w:left w:val="nil"/>
@@ -824,7 +823,7 @@
         </w:tc>
         <w:tc>
           <w:tcPr>
-            <w:tcW w:w="1034" w:type="dxa"/>
+            <w:tcW w:w="534" w:type="pct"/>
             <w:tcBorders>
               <w:top w:val="single" w:sz="4" w:space="0" w:color="auto"/>
               <w:left w:val="nil"/>
@@ -857,7 +856,7 @@
         </w:tc>
         <w:tc>
           <w:tcPr>
-            <w:tcW w:w="2120" w:type="dxa"/>
+            <w:tcW w:w="1263" w:type="pct"/>
             <w:tcBorders>
               <w:top w:val="single" w:sz="4" w:space="0" w:color="auto"/>
               <w:left w:val="nil"/>
@@ -905,7 +904,7 @@
         </w:trPr>
         <w:tc>
           <w:tcPr>
-            <w:tcW w:w="1580" w:type="dxa"/>
+            <w:tcW w:w="399" w:type="pct"/>
             <w:tcBorders>
               <w:top w:val="nil"/>
               <w:left w:val="nil"/>
@@ -938,7 +937,7 @@
         </w:tc>
         <w:tc>
           <w:tcPr>
-            <w:tcW w:w="2242" w:type="dxa"/>
+            <w:tcW w:w="1680" w:type="pct"/>
             <w:tcBorders>
               <w:top w:val="nil"/>
               <w:left w:val="nil"/>
@@ -1005,7 +1004,7 @@
         </w:tc>
         <w:tc>
           <w:tcPr>
-            <w:tcW w:w="1134" w:type="dxa"/>
+            <w:tcW w:w="382" w:type="pct"/>
             <w:tcBorders>
               <w:top w:val="nil"/>
               <w:left w:val="nil"/>
@@ -1038,7 +1037,7 @@
         </w:tc>
         <w:tc>
           <w:tcPr>
-            <w:tcW w:w="1376" w:type="dxa"/>
+            <w:tcW w:w="742" w:type="pct"/>
             <w:tcBorders>
               <w:top w:val="nil"/>
               <w:left w:val="nil"/>
@@ -1073,7 +1072,7 @@
         </w:tc>
         <w:tc>
           <w:tcPr>
-            <w:tcW w:w="1034" w:type="dxa"/>
+            <w:tcW w:w="534" w:type="pct"/>
             <w:tcBorders>
               <w:top w:val="nil"/>
               <w:left w:val="nil"/>
@@ -1106,7 +1105,7 @@
         </w:tc>
         <w:tc>
           <w:tcPr>
-            <w:tcW w:w="2120" w:type="dxa"/>
+            <w:tcW w:w="1263" w:type="pct"/>
             <w:tcBorders>
               <w:top w:val="nil"/>
               <w:left w:val="nil"/>
@@ -1154,7 +1153,7 @@
         </w:trPr>
         <w:tc>
           <w:tcPr>
-            <w:tcW w:w="1580" w:type="dxa"/>
+            <w:tcW w:w="399" w:type="pct"/>
             <w:tcBorders>
               <w:top w:val="nil"/>
               <w:left w:val="nil"/>
@@ -1187,7 +1186,7 @@
         </w:tc>
         <w:tc>
           <w:tcPr>
-            <w:tcW w:w="2242" w:type="dxa"/>
+            <w:tcW w:w="1680" w:type="pct"/>
             <w:tcBorders>
               <w:top w:val="nil"/>
               <w:left w:val="nil"/>
@@ -1254,7 +1253,7 @@
         </w:tc>
         <w:tc>
           <w:tcPr>
-            <w:tcW w:w="1134" w:type="dxa"/>
+            <w:tcW w:w="382" w:type="pct"/>
             <w:tcBorders>
               <w:top w:val="nil"/>
               <w:left w:val="nil"/>
@@ -1287,7 +1286,7 @@
         </w:tc>
         <w:tc>
           <w:tcPr>
-            <w:tcW w:w="1376" w:type="dxa"/>
+            <w:tcW w:w="742" w:type="pct"/>
             <w:tcBorders>
               <w:top w:val="nil"/>
               <w:left w:val="nil"/>
@@ -1322,7 +1321,7 @@
         </w:tc>
         <w:tc>
           <w:tcPr>
-            <w:tcW w:w="1034" w:type="dxa"/>
+            <w:tcW w:w="534" w:type="pct"/>
             <w:tcBorders>
               <w:top w:val="nil"/>
               <w:left w:val="nil"/>
@@ -1355,7 +1354,7 @@
         </w:tc>
         <w:tc>
           <w:tcPr>
-            <w:tcW w:w="2120" w:type="dxa"/>
+            <w:tcW w:w="1263" w:type="pct"/>
             <w:tcBorders>
               <w:top w:val="nil"/>
               <w:left w:val="nil"/>
@@ -1403,7 +1402,7 @@
         </w:trPr>
         <w:tc>
           <w:tcPr>
-            <w:tcW w:w="1580" w:type="dxa"/>
+            <w:tcW w:w="399" w:type="pct"/>
             <w:tcBorders>
               <w:top w:val="nil"/>
               <w:left w:val="nil"/>
@@ -1436,7 +1435,7 @@
         </w:tc>
         <w:tc>
           <w:tcPr>
-            <w:tcW w:w="2242" w:type="dxa"/>
+            <w:tcW w:w="1680" w:type="pct"/>
             <w:tcBorders>
               <w:top w:val="nil"/>
               <w:left w:val="nil"/>
@@ -1503,7 +1502,7 @@
         </w:tc>
         <w:tc>
           <w:tcPr>
-            <w:tcW w:w="1134" w:type="dxa"/>
+            <w:tcW w:w="382" w:type="pct"/>
             <w:tcBorders>
               <w:top w:val="nil"/>
               <w:left w:val="nil"/>
@@ -1536,7 +1535,7 @@
         </w:tc>
         <w:tc>
           <w:tcPr>
-            <w:tcW w:w="1376" w:type="dxa"/>
+            <w:tcW w:w="742" w:type="pct"/>
             <w:tcBorders>
               <w:top w:val="nil"/>
               <w:left w:val="nil"/>
@@ -1571,7 +1570,7 @@
         </w:tc>
         <w:tc>
           <w:tcPr>
-            <w:tcW w:w="1034" w:type="dxa"/>
+            <w:tcW w:w="534" w:type="pct"/>
             <w:tcBorders>
               <w:top w:val="nil"/>
               <w:left w:val="nil"/>
@@ -1604,7 +1603,7 @@
         </w:tc>
         <w:tc>
           <w:tcPr>
-            <w:tcW w:w="2120" w:type="dxa"/>
+            <w:tcW w:w="1263" w:type="pct"/>
             <w:tcBorders>
               <w:top w:val="nil"/>
               <w:left w:val="nil"/>
@@ -1652,7 +1651,7 @@
         </w:trPr>
         <w:tc>
           <w:tcPr>
-            <w:tcW w:w="6332" w:type="dxa"/>
+            <w:tcW w:w="3202" w:type="pct"/>
             <w:gridSpan w:val="4"/>
             <w:tcBorders>
               <w:top w:val="nil"/>
@@ -1689,7 +1688,7 @@
         </w:tc>
         <w:tc>
           <w:tcPr>
-            <w:tcW w:w="1034" w:type="dxa"/>
+            <w:tcW w:w="534" w:type="pct"/>
             <w:tcBorders>
               <w:top w:val="single" w:sz="4" w:space="0" w:color="auto"/>
               <w:left w:val="nil"/>
@@ -1726,7 +1725,7 @@
         </w:tc>
         <w:tc>
           <w:tcPr>
-            <w:tcW w:w="2120" w:type="dxa"/>
+            <w:tcW w:w="1263" w:type="pct"/>
             <w:tcBorders>
               <w:top w:val="single" w:sz="4" w:space="0" w:color="auto"/>
               <w:left w:val="nil"/>
@@ -2646,7 +2645,6 @@
           <w:szCs w:val="20"/>
           <w:lang w:val="it-IT" w:eastAsia="it-IT" w:bidi="ar-SA"/>
         </w:rPr>
-        <w:lastRenderedPageBreak/>
         <w:drawing>
           <wp:anchor distT="0" distB="0" distL="114300" distR="114300" simplePos="0" relativeHeight="251658240" behindDoc="0" locked="0" layoutInCell="1" allowOverlap="1" wp14:anchorId="441260DC" wp14:editId="6EE7EA8D">
             <wp:simplePos x="0" y="0"/>

--- a/proforma_template_eng.docx
+++ b/proforma_template_eng.docx
@@ -210,7 +210,7 @@
           <w:tab w:val="left" w:pos="5387"/>
         </w:tabs>
         <w:spacing w:after="0" w:line="240" w:lineRule="auto"/>
-        <w:ind w:left="4956"/>
+        <w:ind w:left="5387"/>
         <w:rPr>
           <w:b/>
           <w:bCs/>
@@ -219,14 +219,6 @@
           <w:lang w:val="en-GB"/>
         </w:rPr>
       </w:pPr>
-      <w:r>
-        <w:rPr>
-          <w:sz w:val="20"/>
-          <w:szCs w:val="20"/>
-          <w:lang w:val="en-AU"/>
-        </w:rPr>
-        <w:tab/>
-      </w:r>
       <w:r>
         <w:rPr>
           <w:sz w:val="20"/>
@@ -251,38 +243,51 @@
           <w:szCs w:val="20"/>
           <w:lang w:val="en-GB"/>
         </w:rPr>
-        <w:t>[Full Name]</w:t>
+        <w:t>[Full</w:t>
+      </w:r>
+      <w:r>
+        <w:rPr>
+          <w:b/>
+          <w:bCs/>
+          <w:sz w:val="20"/>
+          <w:szCs w:val="20"/>
+          <w:lang w:val="en-GB"/>
+        </w:rPr>
+        <w:t xml:space="preserve"> Name</w:t>
+      </w:r>
+      <w:r>
+        <w:rPr>
+          <w:b/>
+          <w:bCs/>
+          <w:sz w:val="20"/>
+          <w:szCs w:val="20"/>
+          <w:lang w:val="en-GB"/>
+        </w:rPr>
+        <w:t>]</w:t>
       </w:r>
     </w:p>
     <w:p>
       <w:pPr>
         <w:tabs>
-          <w:tab w:val="left" w:pos="5387"/>
+          <w:tab w:val="left" w:pos="5103"/>
         </w:tabs>
-        <w:spacing w:line="240" w:lineRule="auto"/>
-        <w:ind w:left="4956"/>
+        <w:autoSpaceDE w:val="0"/>
+        <w:autoSpaceDN w:val="0"/>
+        <w:adjustRightInd w:val="0"/>
+        <w:spacing w:after="0" w:line="240" w:lineRule="auto"/>
+        <w:ind w:left="142"/>
         <w:rPr>
           <w:sz w:val="20"/>
           <w:szCs w:val="20"/>
         </w:rPr>
       </w:pPr>
-      <w:r>
-        <w:rPr>
-          <w:b/>
-          <w:bCs/>
-          <w:sz w:val="20"/>
-          <w:szCs w:val="20"/>
-          <w:lang w:val="en-GB"/>
-        </w:rPr>
-        <w:tab/>
-      </w:r>
     </w:p>
     <w:p>
       <w:pPr>
         <w:autoSpaceDE w:val="0"/>
         <w:autoSpaceDN w:val="0"/>
         <w:adjustRightInd w:val="0"/>
-        <w:spacing w:after="0" w:line="240" w:lineRule="auto"/>
+        <w:spacing w:before="240" w:after="0" w:line="240" w:lineRule="auto"/>
         <w:jc w:val="center"/>
         <w:rPr>
           <w:b/>
@@ -298,7 +303,16 @@
           <w:szCs w:val="20"/>
           <w:lang w:val="it-IT"/>
         </w:rPr>
-        <w:t>PROFORMA INVOICE</w:t>
+        <w:t>P</w:t>
+      </w:r>
+      <w:r>
+        <w:rPr>
+          <w:b/>
+          <w:sz w:val="20"/>
+          <w:szCs w:val="20"/>
+          <w:lang w:val="it-IT"/>
+        </w:rPr>
+        <w:t>ROFORMA INVOICE</w:t>
       </w:r>
       <w:r>
         <w:rPr>
@@ -407,16 +421,17 @@
     <w:tbl>
       <w:tblPr>
         <w:tblStyle w:val="TableGrid"/>
-        <w:tblW w:w="5000" w:type="pct"/>
+        <w:tblW w:w="9639" w:type="dxa"/>
+        <w:tblLayout w:type="fixed"/>
         <w:tblLook w:val="04A0" w:firstRow="1" w:lastRow="0" w:firstColumn="1" w:lastColumn="0" w:noHBand="0" w:noVBand="1"/>
       </w:tblPr>
       <w:tblGrid>
-        <w:gridCol w:w="770"/>
-        <w:gridCol w:w="3238"/>
-        <w:gridCol w:w="736"/>
-        <w:gridCol w:w="1430"/>
-        <w:gridCol w:w="1029"/>
-        <w:gridCol w:w="2435"/>
+        <w:gridCol w:w="639"/>
+        <w:gridCol w:w="3897"/>
+        <w:gridCol w:w="709"/>
+        <w:gridCol w:w="1276"/>
+        <w:gridCol w:w="992"/>
+        <w:gridCol w:w="2126"/>
       </w:tblGrid>
       <w:tr>
         <w:trPr>
@@ -424,7 +439,7 @@
         </w:trPr>
         <w:tc>
           <w:tcPr>
-            <w:tcW w:w="399" w:type="pct"/>
+            <w:tcW w:w="639" w:type="dxa"/>
             <w:tcBorders>
               <w:top w:val="nil"/>
               <w:left w:val="nil"/>
@@ -461,7 +476,7 @@
         </w:tc>
         <w:tc>
           <w:tcPr>
-            <w:tcW w:w="1680" w:type="pct"/>
+            <w:tcW w:w="3897" w:type="dxa"/>
             <w:tcBorders>
               <w:top w:val="nil"/>
               <w:left w:val="nil"/>
@@ -498,7 +513,7 @@
         </w:tc>
         <w:tc>
           <w:tcPr>
-            <w:tcW w:w="382" w:type="pct"/>
+            <w:tcW w:w="709" w:type="dxa"/>
             <w:tcBorders>
               <w:top w:val="nil"/>
               <w:left w:val="nil"/>
@@ -539,7 +554,7 @@
         </w:tc>
         <w:tc>
           <w:tcPr>
-            <w:tcW w:w="742" w:type="pct"/>
+            <w:tcW w:w="1276" w:type="dxa"/>
             <w:tcBorders>
               <w:top w:val="nil"/>
               <w:left w:val="nil"/>
@@ -586,7 +601,7 @@
         </w:tc>
         <w:tc>
           <w:tcPr>
-            <w:tcW w:w="534" w:type="pct"/>
+            <w:tcW w:w="992" w:type="dxa"/>
             <w:tcBorders>
               <w:top w:val="nil"/>
               <w:left w:val="nil"/>
@@ -613,7 +628,7 @@
         </w:tc>
         <w:tc>
           <w:tcPr>
-            <w:tcW w:w="1263" w:type="pct"/>
+            <w:tcW w:w="2126" w:type="dxa"/>
             <w:tcBorders>
               <w:top w:val="nil"/>
               <w:left w:val="nil"/>
@@ -655,7 +670,7 @@
         </w:trPr>
         <w:tc>
           <w:tcPr>
-            <w:tcW w:w="399" w:type="pct"/>
+            <w:tcW w:w="639" w:type="dxa"/>
             <w:tcBorders>
               <w:top w:val="single" w:sz="4" w:space="0" w:color="auto"/>
               <w:left w:val="nil"/>
@@ -688,7 +703,7 @@
         </w:tc>
         <w:tc>
           <w:tcPr>
-            <w:tcW w:w="1680" w:type="pct"/>
+            <w:tcW w:w="3897" w:type="dxa"/>
             <w:tcBorders>
               <w:top w:val="single" w:sz="4" w:space="0" w:color="auto"/>
               <w:left w:val="nil"/>
@@ -755,7 +770,7 @@
         </w:tc>
         <w:tc>
           <w:tcPr>
-            <w:tcW w:w="382" w:type="pct"/>
+            <w:tcW w:w="709" w:type="dxa"/>
             <w:tcBorders>
               <w:top w:val="single" w:sz="4" w:space="0" w:color="auto"/>
               <w:left w:val="nil"/>
@@ -788,7 +803,7 @@
         </w:tc>
         <w:tc>
           <w:tcPr>
-            <w:tcW w:w="742" w:type="pct"/>
+            <w:tcW w:w="1276" w:type="dxa"/>
             <w:tcBorders>
               <w:top w:val="single" w:sz="4" w:space="0" w:color="auto"/>
               <w:left w:val="nil"/>
@@ -823,7 +838,7 @@
         </w:tc>
         <w:tc>
           <w:tcPr>
-            <w:tcW w:w="534" w:type="pct"/>
+            <w:tcW w:w="992" w:type="dxa"/>
             <w:tcBorders>
               <w:top w:val="single" w:sz="4" w:space="0" w:color="auto"/>
               <w:left w:val="nil"/>
@@ -856,7 +871,7 @@
         </w:tc>
         <w:tc>
           <w:tcPr>
-            <w:tcW w:w="1263" w:type="pct"/>
+            <w:tcW w:w="2126" w:type="dxa"/>
             <w:tcBorders>
               <w:top w:val="single" w:sz="4" w:space="0" w:color="auto"/>
               <w:left w:val="nil"/>
@@ -904,7 +919,7 @@
         </w:trPr>
         <w:tc>
           <w:tcPr>
-            <w:tcW w:w="399" w:type="pct"/>
+            <w:tcW w:w="639" w:type="dxa"/>
             <w:tcBorders>
               <w:top w:val="nil"/>
               <w:left w:val="nil"/>
@@ -937,7 +952,7 @@
         </w:tc>
         <w:tc>
           <w:tcPr>
-            <w:tcW w:w="1680" w:type="pct"/>
+            <w:tcW w:w="3897" w:type="dxa"/>
             <w:tcBorders>
               <w:top w:val="nil"/>
               <w:left w:val="nil"/>
@@ -1004,7 +1019,7 @@
         </w:tc>
         <w:tc>
           <w:tcPr>
-            <w:tcW w:w="382" w:type="pct"/>
+            <w:tcW w:w="709" w:type="dxa"/>
             <w:tcBorders>
               <w:top w:val="nil"/>
               <w:left w:val="nil"/>
@@ -1037,7 +1052,7 @@
         </w:tc>
         <w:tc>
           <w:tcPr>
-            <w:tcW w:w="742" w:type="pct"/>
+            <w:tcW w:w="1276" w:type="dxa"/>
             <w:tcBorders>
               <w:top w:val="nil"/>
               <w:left w:val="nil"/>
@@ -1072,7 +1087,7 @@
         </w:tc>
         <w:tc>
           <w:tcPr>
-            <w:tcW w:w="534" w:type="pct"/>
+            <w:tcW w:w="992" w:type="dxa"/>
             <w:tcBorders>
               <w:top w:val="nil"/>
               <w:left w:val="nil"/>
@@ -1105,7 +1120,7 @@
         </w:tc>
         <w:tc>
           <w:tcPr>
-            <w:tcW w:w="1263" w:type="pct"/>
+            <w:tcW w:w="2126" w:type="dxa"/>
             <w:tcBorders>
               <w:top w:val="nil"/>
               <w:left w:val="nil"/>
@@ -1153,7 +1168,7 @@
         </w:trPr>
         <w:tc>
           <w:tcPr>
-            <w:tcW w:w="399" w:type="pct"/>
+            <w:tcW w:w="639" w:type="dxa"/>
             <w:tcBorders>
               <w:top w:val="nil"/>
               <w:left w:val="nil"/>
@@ -1186,7 +1201,7 @@
         </w:tc>
         <w:tc>
           <w:tcPr>
-            <w:tcW w:w="1680" w:type="pct"/>
+            <w:tcW w:w="3897" w:type="dxa"/>
             <w:tcBorders>
               <w:top w:val="nil"/>
               <w:left w:val="nil"/>
@@ -1253,7 +1268,7 @@
         </w:tc>
         <w:tc>
           <w:tcPr>
-            <w:tcW w:w="382" w:type="pct"/>
+            <w:tcW w:w="709" w:type="dxa"/>
             <w:tcBorders>
               <w:top w:val="nil"/>
               <w:left w:val="nil"/>
@@ -1286,7 +1301,7 @@
         </w:tc>
         <w:tc>
           <w:tcPr>
-            <w:tcW w:w="742" w:type="pct"/>
+            <w:tcW w:w="1276" w:type="dxa"/>
             <w:tcBorders>
               <w:top w:val="nil"/>
               <w:left w:val="nil"/>
@@ -1321,7 +1336,7 @@
         </w:tc>
         <w:tc>
           <w:tcPr>
-            <w:tcW w:w="534" w:type="pct"/>
+            <w:tcW w:w="992" w:type="dxa"/>
             <w:tcBorders>
               <w:top w:val="nil"/>
               <w:left w:val="nil"/>
@@ -1354,7 +1369,7 @@
         </w:tc>
         <w:tc>
           <w:tcPr>
-            <w:tcW w:w="1263" w:type="pct"/>
+            <w:tcW w:w="2126" w:type="dxa"/>
             <w:tcBorders>
               <w:top w:val="nil"/>
               <w:left w:val="nil"/>
@@ -1402,7 +1417,7 @@
         </w:trPr>
         <w:tc>
           <w:tcPr>
-            <w:tcW w:w="399" w:type="pct"/>
+            <w:tcW w:w="639" w:type="dxa"/>
             <w:tcBorders>
               <w:top w:val="nil"/>
               <w:left w:val="nil"/>
@@ -1435,7 +1450,7 @@
         </w:tc>
         <w:tc>
           <w:tcPr>
-            <w:tcW w:w="1680" w:type="pct"/>
+            <w:tcW w:w="3897" w:type="dxa"/>
             <w:tcBorders>
               <w:top w:val="nil"/>
               <w:left w:val="nil"/>
@@ -1502,7 +1517,7 @@
         </w:tc>
         <w:tc>
           <w:tcPr>
-            <w:tcW w:w="382" w:type="pct"/>
+            <w:tcW w:w="709" w:type="dxa"/>
             <w:tcBorders>
               <w:top w:val="nil"/>
               <w:left w:val="nil"/>
@@ -1535,7 +1550,7 @@
         </w:tc>
         <w:tc>
           <w:tcPr>
-            <w:tcW w:w="742" w:type="pct"/>
+            <w:tcW w:w="1276" w:type="dxa"/>
             <w:tcBorders>
               <w:top w:val="nil"/>
               <w:left w:val="nil"/>
@@ -1570,7 +1585,7 @@
         </w:tc>
         <w:tc>
           <w:tcPr>
-            <w:tcW w:w="534" w:type="pct"/>
+            <w:tcW w:w="992" w:type="dxa"/>
             <w:tcBorders>
               <w:top w:val="nil"/>
               <w:left w:val="nil"/>
@@ -1603,7 +1618,7 @@
         </w:tc>
         <w:tc>
           <w:tcPr>
-            <w:tcW w:w="1263" w:type="pct"/>
+            <w:tcW w:w="2126" w:type="dxa"/>
             <w:tcBorders>
               <w:top w:val="nil"/>
               <w:left w:val="nil"/>
@@ -1651,7 +1666,7 @@
         </w:trPr>
         <w:tc>
           <w:tcPr>
-            <w:tcW w:w="3202" w:type="pct"/>
+            <w:tcW w:w="6521" w:type="dxa"/>
             <w:gridSpan w:val="4"/>
             <w:tcBorders>
               <w:top w:val="nil"/>
@@ -1688,7 +1703,7 @@
         </w:tc>
         <w:tc>
           <w:tcPr>
-            <w:tcW w:w="534" w:type="pct"/>
+            <w:tcW w:w="992" w:type="dxa"/>
             <w:tcBorders>
               <w:top w:val="single" w:sz="4" w:space="0" w:color="auto"/>
               <w:left w:val="nil"/>
@@ -1725,7 +1740,7 @@
         </w:tc>
         <w:tc>
           <w:tcPr>
-            <w:tcW w:w="1263" w:type="pct"/>
+            <w:tcW w:w="2126" w:type="dxa"/>
             <w:tcBorders>
               <w:top w:val="single" w:sz="4" w:space="0" w:color="auto"/>
               <w:left w:val="nil"/>
@@ -2671,7 +2686,7 @@
                     </pic:cNvPicPr>
                   </pic:nvPicPr>
                   <pic:blipFill>
-                    <a:blip r:embed="rId7">
+                    <a:blip r:embed="rId8">
                       <a:extLst>
                         <a:ext uri="{28A0092B-C50C-407E-A947-70E740481C1C}">
                           <a14:useLocalDpi xmlns:a14="http://schemas.microsoft.com/office/drawing/2010/main" val="0"/>
@@ -2752,8 +2767,8 @@
       </w:r>
     </w:p>
     <w:sectPr>
-      <w:headerReference w:type="default" r:id="rId8"/>
-      <w:footerReference w:type="default" r:id="rId9"/>
+      <w:headerReference w:type="default" r:id="rId9"/>
+      <w:footerReference w:type="default" r:id="rId10"/>
       <w:pgSz w:w="11906" w:h="16838"/>
       <w:pgMar w:top="1417" w:right="1134" w:bottom="1134" w:left="1134" w:header="284" w:footer="708" w:gutter="0"/>
       <w:cols w:space="708"/>
@@ -5029,4 +5044,16 @@
     </a:ext>
   </a:extLst>
 </a:theme>
+</file>
+
+<file path=customXml/item1.xml><?xml version="1.0" encoding="utf-8"?>
+<b:Sources xmlns:b="http://schemas.openxmlformats.org/officeDocument/2006/bibliography" xmlns="http://schemas.openxmlformats.org/officeDocument/2006/bibliography" SelectedStyle="/APASixthEditionOfficeOnline.xsl" StyleName="APA" Version="6"/>
+</file>
+
+<file path=customXml/itemProps1.xml><?xml version="1.0" encoding="utf-8"?>
+<ds:datastoreItem xmlns:ds="http://schemas.openxmlformats.org/officeDocument/2006/customXml" ds:itemID="{FA9C0C0D-F6E7-E943-87E9-F8914E32D6DB}">
+  <ds:schemaRefs>
+    <ds:schemaRef ds:uri="http://schemas.openxmlformats.org/officeDocument/2006/bibliography"/>
+  </ds:schemaRefs>
+</ds:datastoreItem>
 </file>
--- a/proforma_template_eng.docx
+++ b/proforma_template_eng.docx
@@ -920,18 +920,34 @@
                 <w:szCs w:val="20"/>
                 <w:lang w:val="en-GB"/>
               </w:rPr>
-              <w:t>[Price</w:t>
-            </w:r>
-            <w:proofErr w:type="gramStart"/>
-            <w:r>
-              <w:rPr>
-                <w:sz w:val="20"/>
-                <w:szCs w:val="20"/>
-                <w:lang w:val="en-GB"/>
-              </w:rPr>
-              <w:t>],-</w:t>
-            </w:r>
-            <w:proofErr w:type="gramEnd"/>
+              <w:t xml:space="preserve"> </w:t>
+            </w:r>
+            <w:r>
+              <w:rPr>
+                <w:sz w:val="20"/>
+                <w:szCs w:val="20"/>
+                <w:lang w:val="en-GB"/>
+              </w:rPr>
+              <w:t>[Price],</w:t>
+            </w:r>
+            <w:r>
+              <w:rPr>
+                <w:b/>
+                <w:bCs/>
+                <w:sz w:val="20"/>
+                <w:szCs w:val="20"/>
+                <w:lang w:val="en-GB"/>
+              </w:rPr>
+              <w:t xml:space="preserve"> </w:t>
+            </w:r>
+            <w:r>
+              <w:rPr>
+                <w:sz w:val="20"/>
+                <w:szCs w:val="20"/>
+                <w:lang w:val="en-GB"/>
+              </w:rPr>
+              <w:t>–</w:t>
+            </w:r>
           </w:p>
         </w:tc>
       </w:tr>
@@ -1171,18 +1187,26 @@
                 <w:szCs w:val="20"/>
                 <w:lang w:val="en-GB"/>
               </w:rPr>
-              <w:t>[Price</w:t>
-            </w:r>
-            <w:proofErr w:type="gramStart"/>
-            <w:r>
-              <w:rPr>
-                <w:sz w:val="20"/>
-                <w:szCs w:val="20"/>
-                <w:lang w:val="en-GB"/>
-              </w:rPr>
-              <w:t>],-</w:t>
-            </w:r>
-            <w:proofErr w:type="gramEnd"/>
+              <w:t>[Price],</w:t>
+            </w:r>
+            <w:r>
+              <w:rPr>
+                <w:b/>
+                <w:bCs/>
+                <w:sz w:val="20"/>
+                <w:szCs w:val="20"/>
+                <w:lang w:val="en-GB"/>
+              </w:rPr>
+              <w:t xml:space="preserve"> </w:t>
+            </w:r>
+            <w:r>
+              <w:rPr>
+                <w:sz w:val="20"/>
+                <w:szCs w:val="20"/>
+                <w:lang w:val="en-GB"/>
+              </w:rPr>
+              <w:t>–</w:t>
+            </w:r>
           </w:p>
         </w:tc>
       </w:tr>
@@ -1422,18 +1446,26 @@
                 <w:szCs w:val="20"/>
                 <w:lang w:val="en-GB"/>
               </w:rPr>
-              <w:t>[Price</w:t>
-            </w:r>
-            <w:proofErr w:type="gramStart"/>
-            <w:r>
-              <w:rPr>
-                <w:sz w:val="20"/>
-                <w:szCs w:val="20"/>
-                <w:lang w:val="en-GB"/>
-              </w:rPr>
-              <w:t>],-</w:t>
-            </w:r>
-            <w:proofErr w:type="gramEnd"/>
+              <w:t>[Price],</w:t>
+            </w:r>
+            <w:r>
+              <w:rPr>
+                <w:b/>
+                <w:bCs/>
+                <w:sz w:val="20"/>
+                <w:szCs w:val="20"/>
+                <w:lang w:val="en-GB"/>
+              </w:rPr>
+              <w:t xml:space="preserve"> </w:t>
+            </w:r>
+            <w:r>
+              <w:rPr>
+                <w:sz w:val="20"/>
+                <w:szCs w:val="20"/>
+                <w:lang w:val="en-GB"/>
+              </w:rPr>
+              <w:t>–</w:t>
+            </w:r>
           </w:p>
         </w:tc>
       </w:tr>
@@ -1673,18 +1705,26 @@
                 <w:szCs w:val="20"/>
                 <w:lang w:val="en-GB"/>
               </w:rPr>
-              <w:t>[Price</w:t>
-            </w:r>
-            <w:proofErr w:type="gramStart"/>
-            <w:r>
-              <w:rPr>
-                <w:sz w:val="20"/>
-                <w:szCs w:val="20"/>
-                <w:lang w:val="en-GB"/>
-              </w:rPr>
-              <w:t>],-</w:t>
-            </w:r>
-            <w:proofErr w:type="gramEnd"/>
+              <w:t>[Price],</w:t>
+            </w:r>
+            <w:r>
+              <w:rPr>
+                <w:b/>
+                <w:bCs/>
+                <w:sz w:val="20"/>
+                <w:szCs w:val="20"/>
+                <w:lang w:val="en-GB"/>
+              </w:rPr>
+              <w:t xml:space="preserve"> </w:t>
+            </w:r>
+            <w:r>
+              <w:rPr>
+                <w:sz w:val="20"/>
+                <w:szCs w:val="20"/>
+                <w:lang w:val="en-GB"/>
+              </w:rPr>
+              <w:t>–</w:t>
+            </w:r>
           </w:p>
         </w:tc>
       </w:tr>
@@ -1926,18 +1966,26 @@
                 <w:szCs w:val="20"/>
                 <w:lang w:val="en-GB"/>
               </w:rPr>
-              <w:t>[Price</w:t>
-            </w:r>
-            <w:proofErr w:type="gramStart"/>
-            <w:r>
-              <w:rPr>
-                <w:sz w:val="20"/>
-                <w:szCs w:val="20"/>
-                <w:lang w:val="en-GB"/>
-              </w:rPr>
-              <w:t>],-</w:t>
-            </w:r>
-            <w:proofErr w:type="gramEnd"/>
+              <w:t>[Price],</w:t>
+            </w:r>
+            <w:r>
+              <w:rPr>
+                <w:b/>
+                <w:bCs/>
+                <w:sz w:val="20"/>
+                <w:szCs w:val="20"/>
+                <w:lang w:val="en-GB"/>
+              </w:rPr>
+              <w:t xml:space="preserve"> </w:t>
+            </w:r>
+            <w:r>
+              <w:rPr>
+                <w:sz w:val="20"/>
+                <w:szCs w:val="20"/>
+                <w:lang w:val="en-GB"/>
+              </w:rPr>
+              <w:t>–</w:t>
+            </w:r>
           </w:p>
         </w:tc>
       </w:tr>
@@ -2179,18 +2227,26 @@
                 <w:szCs w:val="20"/>
                 <w:lang w:val="en-GB"/>
               </w:rPr>
-              <w:t>[Price</w:t>
-            </w:r>
-            <w:proofErr w:type="gramStart"/>
-            <w:r>
-              <w:rPr>
-                <w:sz w:val="20"/>
-                <w:szCs w:val="20"/>
-                <w:lang w:val="en-GB"/>
-              </w:rPr>
-              <w:t>],-</w:t>
-            </w:r>
-            <w:proofErr w:type="gramEnd"/>
+              <w:t>[Price],</w:t>
+            </w:r>
+            <w:r>
+              <w:rPr>
+                <w:b/>
+                <w:bCs/>
+                <w:sz w:val="20"/>
+                <w:szCs w:val="20"/>
+                <w:lang w:val="en-GB"/>
+              </w:rPr>
+              <w:t xml:space="preserve"> </w:t>
+            </w:r>
+            <w:r>
+              <w:rPr>
+                <w:sz w:val="20"/>
+                <w:szCs w:val="20"/>
+                <w:lang w:val="en-GB"/>
+              </w:rPr>
+              <w:t>–</w:t>
+            </w:r>
           </w:p>
         </w:tc>
       </w:tr>
@@ -2440,18 +2496,26 @@
                 <w:szCs w:val="20"/>
                 <w:lang w:val="en-GB"/>
               </w:rPr>
-              <w:t>[Price</w:t>
-            </w:r>
-            <w:proofErr w:type="gramStart"/>
-            <w:r>
-              <w:rPr>
-                <w:sz w:val="20"/>
-                <w:szCs w:val="20"/>
-                <w:lang w:val="en-GB"/>
-              </w:rPr>
-              <w:t>],-</w:t>
-            </w:r>
-            <w:proofErr w:type="gramEnd"/>
+              <w:t>[Price],</w:t>
+            </w:r>
+            <w:r>
+              <w:rPr>
+                <w:b/>
+                <w:bCs/>
+                <w:sz w:val="20"/>
+                <w:szCs w:val="20"/>
+                <w:lang w:val="en-GB"/>
+              </w:rPr>
+              <w:t xml:space="preserve"> </w:t>
+            </w:r>
+            <w:r>
+              <w:rPr>
+                <w:sz w:val="20"/>
+                <w:szCs w:val="20"/>
+                <w:lang w:val="en-GB"/>
+              </w:rPr>
+              <w:t>–</w:t>
+            </w:r>
           </w:p>
         </w:tc>
       </w:tr>
@@ -2701,18 +2765,26 @@
                 <w:szCs w:val="20"/>
                 <w:lang w:val="en-GB"/>
               </w:rPr>
-              <w:t>[Price</w:t>
-            </w:r>
-            <w:proofErr w:type="gramStart"/>
-            <w:r>
-              <w:rPr>
-                <w:sz w:val="20"/>
-                <w:szCs w:val="20"/>
-                <w:lang w:val="en-GB"/>
-              </w:rPr>
-              <w:t>],-</w:t>
-            </w:r>
-            <w:proofErr w:type="gramEnd"/>
+              <w:t>[Price],</w:t>
+            </w:r>
+            <w:r>
+              <w:rPr>
+                <w:b/>
+                <w:bCs/>
+                <w:sz w:val="20"/>
+                <w:szCs w:val="20"/>
+                <w:lang w:val="en-GB"/>
+              </w:rPr>
+              <w:t xml:space="preserve"> </w:t>
+            </w:r>
+            <w:r>
+              <w:rPr>
+                <w:sz w:val="20"/>
+                <w:szCs w:val="20"/>
+                <w:lang w:val="en-GB"/>
+              </w:rPr>
+              <w:t>–</w:t>
+            </w:r>
           </w:p>
         </w:tc>
       </w:tr>
@@ -2962,18 +3034,26 @@
                 <w:szCs w:val="20"/>
                 <w:lang w:val="en-GB"/>
               </w:rPr>
-              <w:t>[Price</w:t>
-            </w:r>
-            <w:proofErr w:type="gramStart"/>
-            <w:r>
-              <w:rPr>
-                <w:sz w:val="20"/>
-                <w:szCs w:val="20"/>
-                <w:lang w:val="en-GB"/>
-              </w:rPr>
-              <w:t>],-</w:t>
-            </w:r>
-            <w:proofErr w:type="gramEnd"/>
+              <w:t>[Price],</w:t>
+            </w:r>
+            <w:r>
+              <w:rPr>
+                <w:b/>
+                <w:bCs/>
+                <w:sz w:val="20"/>
+                <w:szCs w:val="20"/>
+                <w:lang w:val="en-GB"/>
+              </w:rPr>
+              <w:t xml:space="preserve"> </w:t>
+            </w:r>
+            <w:r>
+              <w:rPr>
+                <w:sz w:val="20"/>
+                <w:szCs w:val="20"/>
+                <w:lang w:val="en-GB"/>
+              </w:rPr>
+              <w:t>–</w:t>
+            </w:r>
           </w:p>
         </w:tc>
       </w:tr>
@@ -3223,18 +3303,26 @@
                 <w:szCs w:val="20"/>
                 <w:lang w:val="en-GB"/>
               </w:rPr>
-              <w:t>[Price</w:t>
-            </w:r>
-            <w:proofErr w:type="gramStart"/>
-            <w:r>
-              <w:rPr>
-                <w:sz w:val="20"/>
-                <w:szCs w:val="20"/>
-                <w:lang w:val="en-GB"/>
-              </w:rPr>
-              <w:t>],-</w:t>
-            </w:r>
-            <w:proofErr w:type="gramEnd"/>
+              <w:t>[Price],</w:t>
+            </w:r>
+            <w:r>
+              <w:rPr>
+                <w:b/>
+                <w:bCs/>
+                <w:sz w:val="20"/>
+                <w:szCs w:val="20"/>
+                <w:lang w:val="en-GB"/>
+              </w:rPr>
+              <w:t xml:space="preserve"> </w:t>
+            </w:r>
+            <w:r>
+              <w:rPr>
+                <w:sz w:val="20"/>
+                <w:szCs w:val="20"/>
+                <w:lang w:val="en-GB"/>
+              </w:rPr>
+              <w:t>–</w:t>
+            </w:r>
           </w:p>
         </w:tc>
       </w:tr>
@@ -3476,18 +3564,26 @@
                 <w:szCs w:val="20"/>
                 <w:lang w:val="en-GB"/>
               </w:rPr>
-              <w:t>[Price</w:t>
-            </w:r>
-            <w:proofErr w:type="gramStart"/>
-            <w:r>
-              <w:rPr>
-                <w:sz w:val="20"/>
-                <w:szCs w:val="20"/>
-                <w:lang w:val="en-GB"/>
-              </w:rPr>
-              <w:t>],-</w:t>
-            </w:r>
-            <w:proofErr w:type="gramEnd"/>
+              <w:t>[Price],</w:t>
+            </w:r>
+            <w:r>
+              <w:rPr>
+                <w:b/>
+                <w:bCs/>
+                <w:sz w:val="20"/>
+                <w:szCs w:val="20"/>
+                <w:lang w:val="en-GB"/>
+              </w:rPr>
+              <w:t xml:space="preserve"> </w:t>
+            </w:r>
+            <w:r>
+              <w:rPr>
+                <w:sz w:val="20"/>
+                <w:szCs w:val="20"/>
+                <w:lang w:val="en-GB"/>
+              </w:rPr>
+              <w:t>–</w:t>
+            </w:r>
           </w:p>
         </w:tc>
       </w:tr>
@@ -3729,18 +3825,26 @@
                 <w:szCs w:val="20"/>
                 <w:lang w:val="en-GB"/>
               </w:rPr>
-              <w:t>[Price</w:t>
-            </w:r>
-            <w:proofErr w:type="gramStart"/>
-            <w:r>
-              <w:rPr>
-                <w:sz w:val="20"/>
-                <w:szCs w:val="20"/>
-                <w:lang w:val="en-GB"/>
-              </w:rPr>
-              <w:t>],-</w:t>
-            </w:r>
-            <w:proofErr w:type="gramEnd"/>
+              <w:t>[Price],</w:t>
+            </w:r>
+            <w:r>
+              <w:rPr>
+                <w:b/>
+                <w:bCs/>
+                <w:sz w:val="20"/>
+                <w:szCs w:val="20"/>
+                <w:lang w:val="en-GB"/>
+              </w:rPr>
+              <w:t xml:space="preserve"> </w:t>
+            </w:r>
+            <w:r>
+              <w:rPr>
+                <w:sz w:val="20"/>
+                <w:szCs w:val="20"/>
+                <w:lang w:val="en-GB"/>
+              </w:rPr>
+              <w:t>–</w:t>
+            </w:r>
           </w:p>
         </w:tc>
       </w:tr>
@@ -3982,18 +4086,26 @@
                 <w:szCs w:val="20"/>
                 <w:lang w:val="en-GB"/>
               </w:rPr>
-              <w:t>[Price</w:t>
-            </w:r>
-            <w:proofErr w:type="gramStart"/>
-            <w:r>
-              <w:rPr>
-                <w:sz w:val="20"/>
-                <w:szCs w:val="20"/>
-                <w:lang w:val="en-GB"/>
-              </w:rPr>
-              <w:t>],-</w:t>
-            </w:r>
-            <w:proofErr w:type="gramEnd"/>
+              <w:t>[Price],</w:t>
+            </w:r>
+            <w:r>
+              <w:rPr>
+                <w:b/>
+                <w:bCs/>
+                <w:sz w:val="20"/>
+                <w:szCs w:val="20"/>
+                <w:lang w:val="en-GB"/>
+              </w:rPr>
+              <w:t xml:space="preserve"> </w:t>
+            </w:r>
+            <w:r>
+              <w:rPr>
+                <w:sz w:val="20"/>
+                <w:szCs w:val="20"/>
+                <w:lang w:val="en-GB"/>
+              </w:rPr>
+              <w:t>–</w:t>
+            </w:r>
           </w:p>
         </w:tc>
       </w:tr>
@@ -4235,18 +4347,26 @@
                 <w:szCs w:val="20"/>
                 <w:lang w:val="en-GB"/>
               </w:rPr>
-              <w:t>[Price</w:t>
-            </w:r>
-            <w:proofErr w:type="gramStart"/>
-            <w:r>
-              <w:rPr>
-                <w:sz w:val="20"/>
-                <w:szCs w:val="20"/>
-                <w:lang w:val="en-GB"/>
-              </w:rPr>
-              <w:t>],-</w:t>
-            </w:r>
-            <w:proofErr w:type="gramEnd"/>
+              <w:t>[Price],</w:t>
+            </w:r>
+            <w:r>
+              <w:rPr>
+                <w:b/>
+                <w:bCs/>
+                <w:sz w:val="20"/>
+                <w:szCs w:val="20"/>
+                <w:lang w:val="en-GB"/>
+              </w:rPr>
+              <w:t xml:space="preserve"> </w:t>
+            </w:r>
+            <w:r>
+              <w:rPr>
+                <w:sz w:val="20"/>
+                <w:szCs w:val="20"/>
+                <w:lang w:val="en-GB"/>
+              </w:rPr>
+              <w:t>–</w:t>
+            </w:r>
           </w:p>
         </w:tc>
       </w:tr>
@@ -4496,18 +4616,34 @@
                 <w:szCs w:val="20"/>
                 <w:lang w:val="en-GB"/>
               </w:rPr>
-              <w:t>[Price</w:t>
-            </w:r>
-            <w:proofErr w:type="gramStart"/>
-            <w:r>
-              <w:rPr>
-                <w:sz w:val="20"/>
-                <w:szCs w:val="20"/>
-                <w:lang w:val="en-GB"/>
-              </w:rPr>
-              <w:t>],-</w:t>
-            </w:r>
-            <w:proofErr w:type="gramEnd"/>
+              <w:t xml:space="preserve"> </w:t>
+            </w:r>
+            <w:r>
+              <w:rPr>
+                <w:sz w:val="20"/>
+                <w:szCs w:val="20"/>
+                <w:lang w:val="en-GB"/>
+              </w:rPr>
+              <w:t>[Price],</w:t>
+            </w:r>
+            <w:r>
+              <w:rPr>
+                <w:b/>
+                <w:bCs/>
+                <w:sz w:val="20"/>
+                <w:szCs w:val="20"/>
+                <w:lang w:val="en-GB"/>
+              </w:rPr>
+              <w:t xml:space="preserve"> </w:t>
+            </w:r>
+            <w:r>
+              <w:rPr>
+                <w:sz w:val="20"/>
+                <w:szCs w:val="20"/>
+                <w:lang w:val="en-GB"/>
+              </w:rPr>
+              <w:t>–</w:t>
+            </w:r>
           </w:p>
         </w:tc>
       </w:tr>
@@ -4548,27 +4684,9 @@
                 <w:szCs w:val="20"/>
                 <w:lang w:val="en-GB"/>
               </w:rPr>
-              <w:t>TOTAL PRICE – [Delivery terms] -</w:t>
-            </w:r>
-          </w:p>
-        </w:tc>
-        <w:tc>
-          <w:tcPr>
-            <w:tcW w:w="993" w:type="dxa"/>
-            <w:tcBorders>
-              <w:top w:val="single" w:sz="4" w:space="0" w:color="auto"/>
-              <w:left w:val="nil"/>
-              <w:bottom w:val="double" w:sz="4" w:space="0" w:color="auto"/>
-              <w:right w:val="nil"/>
-            </w:tcBorders>
-          </w:tcPr>
-          <w:p>
-            <w:pPr>
-              <w:autoSpaceDE w:val="0"/>
-              <w:autoSpaceDN w:val="0"/>
-              <w:adjustRightInd w:val="0"/>
-              <w:spacing w:before="120" w:after="120" w:line="240" w:lineRule="auto"/>
-              <w:jc w:val="both"/>
+              <w:t xml:space="preserve">TOTAL PRICE – [Delivery terms] </w:t>
+            </w:r>
+            <w:r>
               <w:rPr>
                 <w:b/>
                 <w:bCs/>
@@ -4576,8 +4694,27 @@
                 <w:szCs w:val="20"/>
                 <w:lang w:val="en-GB"/>
               </w:rPr>
-            </w:pPr>
-            <w:r>
+              <w:t>–</w:t>
+            </w:r>
+          </w:p>
+        </w:tc>
+        <w:tc>
+          <w:tcPr>
+            <w:tcW w:w="993" w:type="dxa"/>
+            <w:tcBorders>
+              <w:top w:val="single" w:sz="4" w:space="0" w:color="auto"/>
+              <w:left w:val="nil"/>
+              <w:bottom w:val="double" w:sz="4" w:space="0" w:color="auto"/>
+              <w:right w:val="nil"/>
+            </w:tcBorders>
+          </w:tcPr>
+          <w:p>
+            <w:pPr>
+              <w:autoSpaceDE w:val="0"/>
+              <w:autoSpaceDN w:val="0"/>
+              <w:adjustRightInd w:val="0"/>
+              <w:spacing w:before="120" w:after="120" w:line="240" w:lineRule="auto"/>
+              <w:jc w:val="both"/>
               <w:rPr>
                 <w:b/>
                 <w:bCs/>
@@ -4585,27 +4722,8 @@
                 <w:szCs w:val="20"/>
                 <w:lang w:val="en-GB"/>
               </w:rPr>
-              <w:t>[ISO]</w:t>
-            </w:r>
-          </w:p>
-        </w:tc>
-        <w:tc>
-          <w:tcPr>
-            <w:tcW w:w="1275" w:type="dxa"/>
-            <w:tcBorders>
-              <w:top w:val="single" w:sz="4" w:space="0" w:color="auto"/>
-              <w:left w:val="nil"/>
-              <w:bottom w:val="double" w:sz="4" w:space="0" w:color="auto"/>
-              <w:right w:val="nil"/>
-            </w:tcBorders>
-          </w:tcPr>
-          <w:p>
-            <w:pPr>
-              <w:autoSpaceDE w:val="0"/>
-              <w:autoSpaceDN w:val="0"/>
-              <w:adjustRightInd w:val="0"/>
-              <w:spacing w:before="120" w:after="120" w:line="240" w:lineRule="auto"/>
-              <w:jc w:val="right"/>
+            </w:pPr>
+            <w:r>
               <w:rPr>
                 <w:b/>
                 <w:bCs/>
@@ -4613,8 +4731,27 @@
                 <w:szCs w:val="20"/>
                 <w:lang w:val="en-GB"/>
               </w:rPr>
-            </w:pPr>
-            <w:r>
+              <w:t>[ISO]</w:t>
+            </w:r>
+          </w:p>
+        </w:tc>
+        <w:tc>
+          <w:tcPr>
+            <w:tcW w:w="1275" w:type="dxa"/>
+            <w:tcBorders>
+              <w:top w:val="single" w:sz="4" w:space="0" w:color="auto"/>
+              <w:left w:val="nil"/>
+              <w:bottom w:val="double" w:sz="4" w:space="0" w:color="auto"/>
+              <w:right w:val="nil"/>
+            </w:tcBorders>
+          </w:tcPr>
+          <w:p>
+            <w:pPr>
+              <w:autoSpaceDE w:val="0"/>
+              <w:autoSpaceDN w:val="0"/>
+              <w:adjustRightInd w:val="0"/>
+              <w:spacing w:before="120" w:after="120" w:line="240" w:lineRule="auto"/>
+              <w:jc w:val="right"/>
               <w:rPr>
                 <w:b/>
                 <w:bCs/>
@@ -4622,9 +4759,7 @@
                 <w:szCs w:val="20"/>
                 <w:lang w:val="en-GB"/>
               </w:rPr>
-              <w:t>[Sum</w:t>
-            </w:r>
-            <w:proofErr w:type="gramStart"/>
+            </w:pPr>
             <w:r>
               <w:rPr>
                 <w:b/>
@@ -4633,9 +4768,28 @@
                 <w:szCs w:val="20"/>
                 <w:lang w:val="en-GB"/>
               </w:rPr>
-              <w:t>],-</w:t>
-            </w:r>
-            <w:proofErr w:type="gramEnd"/>
+              <w:t>[Sum],</w:t>
+            </w:r>
+            <w:r>
+              <w:rPr>
+                <w:b/>
+                <w:bCs/>
+                <w:sz w:val="20"/>
+                <w:szCs w:val="20"/>
+                <w:lang w:val="en-GB"/>
+              </w:rPr>
+              <w:t xml:space="preserve"> </w:t>
+            </w:r>
+            <w:r>
+              <w:rPr>
+                <w:b/>
+                <w:bCs/>
+                <w:sz w:val="20"/>
+                <w:szCs w:val="20"/>
+                <w:lang w:val="en-GB"/>
+              </w:rPr>
+              <w:t>–</w:t>
+            </w:r>
           </w:p>
         </w:tc>
       </w:tr>

--- a/proforma_template_eng.docx
+++ b/proforma_template_eng.docx
@@ -323,7 +323,7 @@
           <w:b/>
           <w:sz w:val="20"/>
           <w:szCs w:val="20"/>
-          <w:lang w:val="it-IT"/>
+          <w:lang w:val="en-AU"/>
         </w:rPr>
       </w:pPr>
       <w:r>
@@ -331,7 +331,7 @@
           <w:b/>
           <w:sz w:val="20"/>
           <w:szCs w:val="20"/>
-          <w:lang w:val="it-IT"/>
+          <w:lang w:val="en-AU"/>
         </w:rPr>
         <w:t>P</w:t>
       </w:r>
@@ -340,7 +340,7 @@
           <w:b/>
           <w:sz w:val="20"/>
           <w:szCs w:val="20"/>
-          <w:lang w:val="it-IT"/>
+          <w:lang w:val="en-AU"/>
         </w:rPr>
         <w:t>ROFORMA INVOICE</w:t>
       </w:r>
@@ -349,7 +349,7 @@
           <w:b/>
           <w:sz w:val="20"/>
           <w:szCs w:val="20"/>
-          <w:lang w:val="it-IT"/>
+          <w:lang w:val="en-AU"/>
         </w:rPr>
         <w:t xml:space="preserve"> NO.: </w:t>
       </w:r>
@@ -358,7 +358,7 @@
           <w:b/>
           <w:sz w:val="20"/>
           <w:szCs w:val="20"/>
-          <w:lang w:val="it-IT"/>
+          <w:lang w:val="en-AU"/>
         </w:rPr>
         <w:t>[NNN/YY]</w:t>
       </w:r>
@@ -373,7 +373,7 @@
           <w:b/>
           <w:sz w:val="20"/>
           <w:szCs w:val="20"/>
-          <w:lang w:val="it-IT"/>
+          <w:lang w:val="en-AU"/>
         </w:rPr>
       </w:pPr>
     </w:p>
@@ -439,8 +439,8 @@
         <w:gridCol w:w="639"/>
         <w:gridCol w:w="4606"/>
         <w:gridCol w:w="709"/>
-        <w:gridCol w:w="1276"/>
-        <w:gridCol w:w="992"/>
+        <w:gridCol w:w="1559"/>
+        <w:gridCol w:w="709"/>
         <w:gridCol w:w="1417"/>
       </w:tblGrid>
       <w:tr>
@@ -564,7 +564,7 @@
         </w:tc>
         <w:tc>
           <w:tcPr>
-            <w:tcW w:w="1276" w:type="dxa"/>
+            <w:tcW w:w="1559" w:type="dxa"/>
             <w:tcBorders>
               <w:top w:val="nil"/>
               <w:left w:val="nil"/>
@@ -621,7 +621,7 @@
         </w:tc>
         <w:tc>
           <w:tcPr>
-            <w:tcW w:w="992" w:type="dxa"/>
+            <w:tcW w:w="709" w:type="dxa"/>
             <w:tcBorders>
               <w:top w:val="nil"/>
               <w:left w:val="nil"/>
@@ -835,7 +835,7 @@
         </w:tc>
         <w:tc>
           <w:tcPr>
-            <w:tcW w:w="1276" w:type="dxa"/>
+            <w:tcW w:w="1559" w:type="dxa"/>
             <w:tcBorders>
               <w:top w:val="single" w:sz="4" w:space="0" w:color="auto"/>
               <w:left w:val="nil"/>
@@ -860,7 +860,7 @@
         </w:tc>
         <w:tc>
           <w:tcPr>
-            <w:tcW w:w="992" w:type="dxa"/>
+            <w:tcW w:w="709" w:type="dxa"/>
             <w:tcBorders>
               <w:top w:val="single" w:sz="4" w:space="0" w:color="auto"/>
               <w:left w:val="nil"/>
@@ -887,7 +887,7 @@
                 <w:szCs w:val="20"/>
                 <w:lang w:val="en-GB"/>
               </w:rPr>
-              <w:t>[ISO]</w:t>
+              <w:t>ISO</w:t>
             </w:r>
           </w:p>
         </w:tc>
@@ -1102,7 +1102,7 @@
         </w:tc>
         <w:tc>
           <w:tcPr>
-            <w:tcW w:w="1276" w:type="dxa"/>
+            <w:tcW w:w="1559" w:type="dxa"/>
             <w:tcBorders>
               <w:top w:val="nil"/>
               <w:left w:val="nil"/>
@@ -1127,7 +1127,7 @@
         </w:tc>
         <w:tc>
           <w:tcPr>
-            <w:tcW w:w="992" w:type="dxa"/>
+            <w:tcW w:w="709" w:type="dxa"/>
             <w:tcBorders>
               <w:top w:val="nil"/>
               <w:left w:val="nil"/>
@@ -1154,7 +1154,7 @@
                 <w:szCs w:val="20"/>
                 <w:lang w:val="en-GB"/>
               </w:rPr>
-              <w:t>[ISO]</w:t>
+              <w:t>ISO</w:t>
             </w:r>
           </w:p>
         </w:tc>
@@ -1361,7 +1361,7 @@
         </w:tc>
         <w:tc>
           <w:tcPr>
-            <w:tcW w:w="1276" w:type="dxa"/>
+            <w:tcW w:w="1559" w:type="dxa"/>
             <w:tcBorders>
               <w:top w:val="nil"/>
               <w:left w:val="nil"/>
@@ -1386,7 +1386,7 @@
         </w:tc>
         <w:tc>
           <w:tcPr>
-            <w:tcW w:w="992" w:type="dxa"/>
+            <w:tcW w:w="709" w:type="dxa"/>
             <w:tcBorders>
               <w:top w:val="nil"/>
               <w:left w:val="nil"/>
@@ -1413,7 +1413,7 @@
                 <w:szCs w:val="20"/>
                 <w:lang w:val="en-GB"/>
               </w:rPr>
-              <w:t>[ISO]</w:t>
+              <w:t>ISO</w:t>
             </w:r>
           </w:p>
         </w:tc>
@@ -1620,7 +1620,7 @@
         </w:tc>
         <w:tc>
           <w:tcPr>
-            <w:tcW w:w="1276" w:type="dxa"/>
+            <w:tcW w:w="1559" w:type="dxa"/>
             <w:tcBorders>
               <w:top w:val="nil"/>
               <w:left w:val="nil"/>
@@ -1645,7 +1645,7 @@
         </w:tc>
         <w:tc>
           <w:tcPr>
-            <w:tcW w:w="992" w:type="dxa"/>
+            <w:tcW w:w="709" w:type="dxa"/>
             <w:tcBorders>
               <w:top w:val="nil"/>
               <w:left w:val="nil"/>
@@ -1672,7 +1672,7 @@
                 <w:szCs w:val="20"/>
                 <w:lang w:val="en-GB"/>
               </w:rPr>
-              <w:t>[ISO]</w:t>
+              <w:t>ISO</w:t>
             </w:r>
           </w:p>
         </w:tc>
@@ -1881,7 +1881,7 @@
         </w:tc>
         <w:tc>
           <w:tcPr>
-            <w:tcW w:w="1276" w:type="dxa"/>
+            <w:tcW w:w="1559" w:type="dxa"/>
             <w:tcBorders>
               <w:top w:val="nil"/>
               <w:left w:val="nil"/>
@@ -1906,7 +1906,7 @@
         </w:tc>
         <w:tc>
           <w:tcPr>
-            <w:tcW w:w="992" w:type="dxa"/>
+            <w:tcW w:w="709" w:type="dxa"/>
             <w:tcBorders>
               <w:top w:val="nil"/>
               <w:left w:val="nil"/>
@@ -1933,7 +1933,7 @@
                 <w:szCs w:val="20"/>
                 <w:lang w:val="en-GB"/>
               </w:rPr>
-              <w:t>[ISO]</w:t>
+              <w:t>ISO</w:t>
             </w:r>
           </w:p>
         </w:tc>
@@ -2142,7 +2142,7 @@
         </w:tc>
         <w:tc>
           <w:tcPr>
-            <w:tcW w:w="1276" w:type="dxa"/>
+            <w:tcW w:w="1559" w:type="dxa"/>
             <w:tcBorders>
               <w:top w:val="nil"/>
               <w:left w:val="nil"/>
@@ -2167,7 +2167,7 @@
         </w:tc>
         <w:tc>
           <w:tcPr>
-            <w:tcW w:w="992" w:type="dxa"/>
+            <w:tcW w:w="709" w:type="dxa"/>
             <w:tcBorders>
               <w:top w:val="nil"/>
               <w:left w:val="nil"/>
@@ -2194,7 +2194,7 @@
                 <w:szCs w:val="20"/>
                 <w:lang w:val="en-GB"/>
               </w:rPr>
-              <w:t>[ISO]</w:t>
+              <w:t>ISO</w:t>
             </w:r>
           </w:p>
         </w:tc>
@@ -2411,7 +2411,7 @@
         </w:tc>
         <w:tc>
           <w:tcPr>
-            <w:tcW w:w="1276" w:type="dxa"/>
+            <w:tcW w:w="1559" w:type="dxa"/>
             <w:tcBorders>
               <w:top w:val="nil"/>
               <w:left w:val="nil"/>
@@ -2436,7 +2436,7 @@
         </w:tc>
         <w:tc>
           <w:tcPr>
-            <w:tcW w:w="992" w:type="dxa"/>
+            <w:tcW w:w="709" w:type="dxa"/>
             <w:tcBorders>
               <w:top w:val="nil"/>
               <w:left w:val="nil"/>
@@ -2463,7 +2463,7 @@
                 <w:szCs w:val="20"/>
                 <w:lang w:val="en-GB"/>
               </w:rPr>
-              <w:t>[ISO]</w:t>
+              <w:t>ISO</w:t>
             </w:r>
           </w:p>
         </w:tc>
@@ -2680,7 +2680,7 @@
         </w:tc>
         <w:tc>
           <w:tcPr>
-            <w:tcW w:w="1276" w:type="dxa"/>
+            <w:tcW w:w="1559" w:type="dxa"/>
             <w:tcBorders>
               <w:top w:val="nil"/>
               <w:left w:val="nil"/>
@@ -2705,7 +2705,7 @@
         </w:tc>
         <w:tc>
           <w:tcPr>
-            <w:tcW w:w="992" w:type="dxa"/>
+            <w:tcW w:w="709" w:type="dxa"/>
             <w:tcBorders>
               <w:top w:val="nil"/>
               <w:left w:val="nil"/>
@@ -2732,7 +2732,7 @@
                 <w:szCs w:val="20"/>
                 <w:lang w:val="en-GB"/>
               </w:rPr>
-              <w:t>[ISO]</w:t>
+              <w:t>ISO</w:t>
             </w:r>
           </w:p>
         </w:tc>
@@ -2949,7 +2949,7 @@
         </w:tc>
         <w:tc>
           <w:tcPr>
-            <w:tcW w:w="1276" w:type="dxa"/>
+            <w:tcW w:w="1559" w:type="dxa"/>
             <w:tcBorders>
               <w:top w:val="nil"/>
               <w:left w:val="nil"/>
@@ -2974,7 +2974,7 @@
         </w:tc>
         <w:tc>
           <w:tcPr>
-            <w:tcW w:w="992" w:type="dxa"/>
+            <w:tcW w:w="709" w:type="dxa"/>
             <w:tcBorders>
               <w:top w:val="nil"/>
               <w:left w:val="nil"/>
@@ -3001,7 +3001,7 @@
                 <w:szCs w:val="20"/>
                 <w:lang w:val="en-GB"/>
               </w:rPr>
-              <w:t>[ISO]</w:t>
+              <w:t>ISO</w:t>
             </w:r>
           </w:p>
         </w:tc>
@@ -3218,7 +3218,7 @@
         </w:tc>
         <w:tc>
           <w:tcPr>
-            <w:tcW w:w="1276" w:type="dxa"/>
+            <w:tcW w:w="1559" w:type="dxa"/>
             <w:tcBorders>
               <w:top w:val="nil"/>
               <w:left w:val="nil"/>
@@ -3243,7 +3243,7 @@
         </w:tc>
         <w:tc>
           <w:tcPr>
-            <w:tcW w:w="992" w:type="dxa"/>
+            <w:tcW w:w="709" w:type="dxa"/>
             <w:tcBorders>
               <w:top w:val="nil"/>
               <w:left w:val="nil"/>
@@ -3270,7 +3270,7 @@
                 <w:szCs w:val="20"/>
                 <w:lang w:val="en-GB"/>
               </w:rPr>
-              <w:t>[ISO]</w:t>
+              <w:t>ISO</w:t>
             </w:r>
           </w:p>
         </w:tc>
@@ -3479,7 +3479,7 @@
         </w:tc>
         <w:tc>
           <w:tcPr>
-            <w:tcW w:w="1276" w:type="dxa"/>
+            <w:tcW w:w="1559" w:type="dxa"/>
             <w:tcBorders>
               <w:top w:val="nil"/>
               <w:left w:val="nil"/>
@@ -3504,7 +3504,7 @@
         </w:tc>
         <w:tc>
           <w:tcPr>
-            <w:tcW w:w="992" w:type="dxa"/>
+            <w:tcW w:w="709" w:type="dxa"/>
             <w:tcBorders>
               <w:top w:val="nil"/>
               <w:left w:val="nil"/>
@@ -3531,7 +3531,7 @@
                 <w:szCs w:val="20"/>
                 <w:lang w:val="en-GB"/>
               </w:rPr>
-              <w:t>[ISO]</w:t>
+              <w:t>ISO</w:t>
             </w:r>
           </w:p>
         </w:tc>
@@ -3740,7 +3740,7 @@
         </w:tc>
         <w:tc>
           <w:tcPr>
-            <w:tcW w:w="1276" w:type="dxa"/>
+            <w:tcW w:w="1559" w:type="dxa"/>
             <w:tcBorders>
               <w:top w:val="nil"/>
               <w:left w:val="nil"/>
@@ -3765,7 +3765,7 @@
         </w:tc>
         <w:tc>
           <w:tcPr>
-            <w:tcW w:w="992" w:type="dxa"/>
+            <w:tcW w:w="709" w:type="dxa"/>
             <w:tcBorders>
               <w:top w:val="nil"/>
               <w:left w:val="nil"/>
@@ -3792,7 +3792,7 @@
                 <w:szCs w:val="20"/>
                 <w:lang w:val="en-GB"/>
               </w:rPr>
-              <w:t>[ISO]</w:t>
+              <w:t>ISO</w:t>
             </w:r>
           </w:p>
         </w:tc>
@@ -4001,7 +4001,7 @@
         </w:tc>
         <w:tc>
           <w:tcPr>
-            <w:tcW w:w="1276" w:type="dxa"/>
+            <w:tcW w:w="1559" w:type="dxa"/>
             <w:tcBorders>
               <w:top w:val="nil"/>
               <w:left w:val="nil"/>
@@ -4026,7 +4026,7 @@
         </w:tc>
         <w:tc>
           <w:tcPr>
-            <w:tcW w:w="992" w:type="dxa"/>
+            <w:tcW w:w="709" w:type="dxa"/>
             <w:tcBorders>
               <w:top w:val="nil"/>
               <w:left w:val="nil"/>
@@ -4053,7 +4053,7 @@
                 <w:szCs w:val="20"/>
                 <w:lang w:val="en-GB"/>
               </w:rPr>
-              <w:t>[ISO]</w:t>
+              <w:t>ISO</w:t>
             </w:r>
           </w:p>
         </w:tc>
@@ -4262,7 +4262,7 @@
         </w:tc>
         <w:tc>
           <w:tcPr>
-            <w:tcW w:w="1276" w:type="dxa"/>
+            <w:tcW w:w="1559" w:type="dxa"/>
             <w:tcBorders>
               <w:top w:val="nil"/>
               <w:left w:val="nil"/>
@@ -4287,7 +4287,7 @@
         </w:tc>
         <w:tc>
           <w:tcPr>
-            <w:tcW w:w="992" w:type="dxa"/>
+            <w:tcW w:w="709" w:type="dxa"/>
             <w:tcBorders>
               <w:top w:val="nil"/>
               <w:left w:val="nil"/>
@@ -4314,7 +4314,7 @@
                 <w:szCs w:val="20"/>
                 <w:lang w:val="en-GB"/>
               </w:rPr>
-              <w:t>[ISO]</w:t>
+              <w:t>ISO</w:t>
             </w:r>
           </w:p>
         </w:tc>
@@ -4531,7 +4531,7 @@
         </w:tc>
         <w:tc>
           <w:tcPr>
-            <w:tcW w:w="1276" w:type="dxa"/>
+            <w:tcW w:w="1559" w:type="dxa"/>
             <w:tcBorders>
               <w:top w:val="nil"/>
               <w:left w:val="nil"/>
@@ -4556,7 +4556,7 @@
         </w:tc>
         <w:tc>
           <w:tcPr>
-            <w:tcW w:w="992" w:type="dxa"/>
+            <w:tcW w:w="709" w:type="dxa"/>
             <w:tcBorders>
               <w:top w:val="nil"/>
               <w:left w:val="nil"/>
@@ -4583,7 +4583,7 @@
                 <w:szCs w:val="20"/>
                 <w:lang w:val="en-GB"/>
               </w:rPr>
-              <w:t>[ISO]</w:t>
+              <w:t>ISO</w:t>
             </w:r>
           </w:p>
         </w:tc>
@@ -4616,15 +4616,7 @@
                 <w:szCs w:val="20"/>
                 <w:lang w:val="en-GB"/>
               </w:rPr>
-              <w:t xml:space="preserve"> </w:t>
-            </w:r>
-            <w:r>
-              <w:rPr>
-                <w:sz w:val="20"/>
-                <w:szCs w:val="20"/>
-                <w:lang w:val="en-GB"/>
-              </w:rPr>
-              <w:t>[Price],</w:t>
+              <w:t xml:space="preserve"> [Price],</w:t>
             </w:r>
             <w:r>
               <w:rPr>
@@ -4653,7 +4645,7 @@
         </w:trPr>
         <w:tc>
           <w:tcPr>
-            <w:tcW w:w="7230" w:type="dxa"/>
+            <w:tcW w:w="7513" w:type="dxa"/>
             <w:gridSpan w:val="4"/>
             <w:tcBorders>
               <w:top w:val="nil"/>
@@ -4700,7 +4692,7 @@
         </w:tc>
         <w:tc>
           <w:tcPr>
-            <w:tcW w:w="992" w:type="dxa"/>
+            <w:tcW w:w="709" w:type="dxa"/>
             <w:tcBorders>
               <w:top w:val="single" w:sz="4" w:space="0" w:color="auto"/>
               <w:left w:val="nil"/>
@@ -4731,7 +4723,7 @@
                 <w:szCs w:val="20"/>
                 <w:lang w:val="en-GB"/>
               </w:rPr>
-              <w:t>[ISO]</w:t>
+              <w:t>ISO</w:t>
             </w:r>
           </w:p>
         </w:tc>

--- a/proforma_template_eng.docx
+++ b/proforma_template_eng.docx
@@ -5579,8 +5579,11 @@
     <w:p>
       <w:pPr>
         <w:tabs>
-          <w:tab w:val="left" w:pos="4395"/>
+          <w:tab w:val="left" w:pos="5387"/>
         </w:tabs>
+        <w:autoSpaceDE w:val="0"/>
+        <w:autoSpaceDN w:val="0"/>
+        <w:adjustRightInd w:val="0"/>
         <w:spacing w:after="0" w:line="240" w:lineRule="auto"/>
         <w:rPr>
           <w:rFonts w:cs="Courier New"/>
@@ -5588,25 +5591,22 @@
           <w:lang w:val="en-GB"/>
         </w:rPr>
       </w:pPr>
-      <w:r>
-        <w:rPr>
-          <w:rFonts w:cs="Courier New"/>
-          <w:sz w:val="20"/>
-          <w:lang w:val="en-GB"/>
-        </w:rPr>
-        <w:tab/>
-      </w:r>
     </w:p>
     <w:p>
       <w:pPr>
         <w:tabs>
-          <w:tab w:val="left" w:pos="5529"/>
+          <w:tab w:val="left" w:pos="5387"/>
         </w:tabs>
+        <w:autoSpaceDE w:val="0"/>
+        <w:autoSpaceDN w:val="0"/>
+        <w:adjustRightInd w:val="0"/>
         <w:spacing w:after="0" w:line="240" w:lineRule="auto"/>
         <w:rPr>
-          <w:rFonts w:cs="Courier New"/>
+          <w:b/>
+          <w:bCs/>
           <w:sz w:val="20"/>
-          <w:lang w:val="en-GB"/>
+          <w:szCs w:val="20"/>
+          <w:lang w:val="fr-FR"/>
         </w:rPr>
       </w:pPr>
       <w:r>
@@ -5619,18 +5619,18 @@
       </w:r>
       <w:r>
         <w:rPr>
-          <w:rFonts w:cs="Courier New"/>
           <w:sz w:val="20"/>
-          <w:lang w:val="en-GB"/>
+          <w:szCs w:val="20"/>
+          <w:lang w:val="fr-FR"/>
         </w:rPr>
         <w:t xml:space="preserve">RMD </w:t>
       </w:r>
       <w:proofErr w:type="spellStart"/>
       <w:r>
         <w:rPr>
-          <w:rFonts w:cs="Courier New"/>
           <w:sz w:val="20"/>
-          <w:lang w:val="en-GB"/>
+          <w:szCs w:val="20"/>
+          <w:lang w:val="fr-FR"/>
         </w:rPr>
         <w:t>Srls</w:t>
       </w:r>
@@ -5639,37 +5639,37 @@
     <w:p>
       <w:pPr>
         <w:tabs>
-          <w:tab w:val="left" w:pos="5529"/>
-          <w:tab w:val="right" w:pos="9639"/>
+          <w:tab w:val="left" w:pos="5387"/>
         </w:tabs>
+        <w:autoSpaceDE w:val="0"/>
+        <w:autoSpaceDN w:val="0"/>
+        <w:adjustRightInd w:val="0"/>
         <w:spacing w:after="0" w:line="240" w:lineRule="auto"/>
         <w:rPr>
-          <w:rFonts w:cs="Courier New"/>
           <w:i/>
+          <w:iCs/>
           <w:sz w:val="20"/>
-          <w:lang w:val="en-GB"/>
+          <w:szCs w:val="20"/>
+          <w:lang w:val="en-AU"/>
         </w:rPr>
       </w:pPr>
       <w:r>
         <w:rPr>
-          <w:rFonts w:cs="Courier New"/>
-          <w:i/>
           <w:sz w:val="20"/>
-          <w:lang w:val="en-GB"/>
+          <w:szCs w:val="20"/>
+          <w:lang w:val="fr-FR"/>
         </w:rPr>
         <w:tab/>
-        <w:t>M. Bauce</w:t>
       </w:r>
       <w:r>
         <w:rPr>
-          <w:rFonts w:cs="Courier New"/>
           <w:i/>
-          <w:noProof/>
+          <w:iCs/>
           <w:sz w:val="20"/>
           <w:szCs w:val="20"/>
-          <w:lang w:val="it-IT" w:eastAsia="it-IT" w:bidi="ar-SA"/>
+          <w:lang w:val="en-AU"/>
         </w:rPr>
-        <w:t xml:space="preserve"> </w:t>
+        <w:t>M. Bauce</w:t>
       </w:r>
       <w:r>
         <w:rPr>
@@ -5747,25 +5747,65 @@
     <w:p>
       <w:pPr>
         <w:tabs>
-          <w:tab w:val="center" w:pos="4820"/>
-          <w:tab w:val="left" w:pos="4860"/>
-          <w:tab w:val="right" w:pos="9639"/>
+          <w:tab w:val="left" w:pos="5387"/>
         </w:tabs>
+        <w:autoSpaceDE w:val="0"/>
+        <w:autoSpaceDN w:val="0"/>
+        <w:adjustRightInd w:val="0"/>
         <w:spacing w:after="0" w:line="240" w:lineRule="auto"/>
         <w:rPr>
-          <w:rFonts w:cs="Courier New"/>
           <w:i/>
+          <w:iCs/>
           <w:sz w:val="20"/>
-          <w:lang w:val="en-GB"/>
+          <w:szCs w:val="20"/>
+          <w:lang w:val="en-AU"/>
         </w:rPr>
       </w:pPr>
     </w:p>
     <w:p>
       <w:pPr>
         <w:tabs>
-          <w:tab w:val="left" w:pos="4860"/>
-          <w:tab w:val="right" w:pos="9639"/>
+          <w:tab w:val="left" w:pos="5387"/>
         </w:tabs>
+        <w:autoSpaceDE w:val="0"/>
+        <w:autoSpaceDN w:val="0"/>
+        <w:adjustRightInd w:val="0"/>
+        <w:spacing w:after="0" w:line="240" w:lineRule="auto"/>
+        <w:rPr>
+          <w:i/>
+          <w:iCs/>
+          <w:sz w:val="20"/>
+          <w:szCs w:val="20"/>
+          <w:lang w:val="en-AU"/>
+        </w:rPr>
+      </w:pPr>
+    </w:p>
+    <w:p>
+      <w:pPr>
+        <w:tabs>
+          <w:tab w:val="left" w:pos="5387"/>
+        </w:tabs>
+        <w:autoSpaceDE w:val="0"/>
+        <w:autoSpaceDN w:val="0"/>
+        <w:adjustRightInd w:val="0"/>
+        <w:spacing w:after="0" w:line="240" w:lineRule="auto"/>
+        <w:rPr>
+          <w:i/>
+          <w:iCs/>
+          <w:sz w:val="20"/>
+          <w:szCs w:val="20"/>
+          <w:lang w:val="en-AU"/>
+        </w:rPr>
+      </w:pPr>
+    </w:p>
+    <w:p>
+      <w:pPr>
+        <w:tabs>
+          <w:tab w:val="left" w:pos="5387"/>
+        </w:tabs>
+        <w:autoSpaceDE w:val="0"/>
+        <w:autoSpaceDN w:val="0"/>
+        <w:adjustRightInd w:val="0"/>
         <w:spacing w:after="0" w:line="240" w:lineRule="auto"/>
         <w:rPr>
           <w:rFonts w:cs="Courier New"/>
@@ -5773,14 +5813,6 @@
           <w:lang w:val="en-GB"/>
         </w:rPr>
       </w:pPr>
-      <w:r>
-        <w:rPr>
-          <w:rFonts w:cs="Courier New"/>
-          <w:sz w:val="20"/>
-          <w:lang w:val="en-GB"/>
-        </w:rPr>
-        <w:tab/>
-      </w:r>
     </w:p>
     <w:sectPr>
       <w:headerReference w:type="default" r:id="rId9"/>

--- a/proforma_template_eng.docx
+++ b/proforma_template_eng.docx
@@ -17,17 +17,7 @@
           <w:szCs w:val="20"/>
           <w:lang w:val="it-IT"/>
         </w:rPr>
-        <w:t xml:space="preserve">Schio, </w:t>
-      </w:r>
-      <w:r>
-        <w:rPr>
-          <w:b/>
-          <w:bCs/>
-          <w:sz w:val="20"/>
-          <w:szCs w:val="20"/>
-          <w:lang w:val="it-IT"/>
-        </w:rPr>
-        <w:t>[DD/MM/’YY]</w:t>
+        <w:t>Schio, [DD/MM/’YY]</w:t>
       </w:r>
     </w:p>
     <w:p>
@@ -36,89 +26,8 @@
           <w:tab w:val="left" w:pos="5387"/>
         </w:tabs>
         <w:spacing w:after="0" w:line="240" w:lineRule="auto"/>
+        <w:ind w:left="5387"/>
         <w:rPr>
-          <w:sz w:val="20"/>
-          <w:szCs w:val="20"/>
-          <w:lang w:val="fr-FR"/>
-        </w:rPr>
-      </w:pPr>
-      <w:r>
-        <w:rPr>
-          <w:sz w:val="20"/>
-          <w:szCs w:val="20"/>
-          <w:lang w:val="it-IT"/>
-        </w:rPr>
-        <w:tab/>
-      </w:r>
-      <w:proofErr w:type="spellStart"/>
-      <w:r>
-        <w:rPr>
-          <w:sz w:val="20"/>
-          <w:szCs w:val="20"/>
-          <w:lang w:val="fr-FR"/>
-        </w:rPr>
-        <w:t>Messrs</w:t>
-      </w:r>
-      <w:proofErr w:type="spellEnd"/>
-      <w:r>
-        <w:rPr>
-          <w:sz w:val="20"/>
-          <w:szCs w:val="20"/>
-          <w:lang w:val="fr-FR"/>
-        </w:rPr>
-        <w:t>.</w:t>
-      </w:r>
-    </w:p>
-    <w:p>
-      <w:pPr>
-        <w:tabs>
-          <w:tab w:val="left" w:pos="5387"/>
-        </w:tabs>
-        <w:autoSpaceDE w:val="0"/>
-        <w:autoSpaceDN w:val="0"/>
-        <w:adjustRightInd w:val="0"/>
-        <w:spacing w:after="0" w:line="240" w:lineRule="auto"/>
-        <w:rPr>
-          <w:b/>
-          <w:bCs/>
-          <w:sz w:val="20"/>
-          <w:szCs w:val="20"/>
-          <w:lang w:val="fr-FR"/>
-        </w:rPr>
-      </w:pPr>
-      <w:r>
-        <w:rPr>
-          <w:b/>
-          <w:bCs/>
-          <w:sz w:val="20"/>
-          <w:szCs w:val="20"/>
-          <w:lang w:val="fr-FR"/>
-        </w:rPr>
-        <w:tab/>
-      </w:r>
-      <w:r>
-        <w:rPr>
-          <w:b/>
-          <w:bCs/>
-          <w:sz w:val="20"/>
-          <w:szCs w:val="20"/>
-          <w:lang w:val="fr-FR"/>
-        </w:rPr>
-        <w:t>[COMPANY NAME]</w:t>
-      </w:r>
-    </w:p>
-    <w:p>
-      <w:pPr>
-        <w:tabs>
-          <w:tab w:val="left" w:pos="5387"/>
-        </w:tabs>
-        <w:autoSpaceDE w:val="0"/>
-        <w:autoSpaceDN w:val="0"/>
-        <w:adjustRightInd w:val="0"/>
-        <w:spacing w:after="0" w:line="240" w:lineRule="auto"/>
-        <w:rPr>
-          <w:b/>
-          <w:bCs/>
           <w:sz w:val="20"/>
           <w:szCs w:val="20"/>
           <w:lang w:val="en-AU"/>
@@ -128,80 +37,9 @@
         <w:rPr>
           <w:sz w:val="20"/>
           <w:szCs w:val="20"/>
-          <w:lang w:val="fr-FR"/>
-        </w:rPr>
-        <w:tab/>
-      </w:r>
-      <w:r>
-        <w:rPr>
-          <w:b/>
-          <w:bCs/>
-          <w:sz w:val="20"/>
-          <w:szCs w:val="20"/>
           <w:lang w:val="en-AU"/>
         </w:rPr>
-        <w:t>[Address]</w:t>
-      </w:r>
-    </w:p>
-    <w:p>
-      <w:pPr>
-        <w:tabs>
-          <w:tab w:val="left" w:pos="5387"/>
-        </w:tabs>
-        <w:spacing w:after="0" w:line="240" w:lineRule="auto"/>
-        <w:ind w:left="4956"/>
-        <w:rPr>
-          <w:b/>
-          <w:bCs/>
-          <w:sz w:val="20"/>
-          <w:szCs w:val="20"/>
-          <w:lang w:val="en-AU"/>
-        </w:rPr>
-      </w:pPr>
-      <w:r>
-        <w:rPr>
-          <w:b/>
-          <w:bCs/>
-          <w:sz w:val="20"/>
-          <w:szCs w:val="20"/>
-          <w:lang w:val="en-AU"/>
-        </w:rPr>
-        <w:tab/>
-        <w:t>[Zip] [City], [Region]</w:t>
-      </w:r>
-    </w:p>
-    <w:p>
-      <w:pPr>
-        <w:tabs>
-          <w:tab w:val="left" w:pos="5387"/>
-        </w:tabs>
-        <w:spacing w:after="0" w:line="240" w:lineRule="auto"/>
-        <w:ind w:left="4956"/>
-        <w:rPr>
-          <w:b/>
-          <w:bCs/>
-          <w:sz w:val="20"/>
-          <w:szCs w:val="20"/>
-          <w:lang w:val="en-GB"/>
-        </w:rPr>
-      </w:pPr>
-      <w:r>
-        <w:rPr>
-          <w:sz w:val="20"/>
-          <w:szCs w:val="20"/>
-          <w:lang w:val="en-AU"/>
-        </w:rPr>
-        <w:tab/>
-      </w:r>
-      <w:r>
-        <w:rPr>
-          <w:b/>
-          <w:bCs/>
-          <w:sz w:val="20"/>
-          <w:szCs w:val="20"/>
-          <w:lang w:val="en-GB"/>
-        </w:rPr>
-        <w:t>[Country]</w:t>
+        <w:t>Messrs.</w:t>
       </w:r>
     </w:p>
     <w:p>
@@ -221,94 +59,130 @@
       </w:pPr>
       <w:r>
         <w:rPr>
+          <w:b/>
+          <w:bCs/>
           <w:sz w:val="20"/>
           <w:szCs w:val="20"/>
           <w:lang w:val="en-GB"/>
         </w:rPr>
-        <w:t xml:space="preserve">To the attn. of </w:t>
+        <w:t>[COMPANY NAME]</w:t>
       </w:r>
+    </w:p>
+    <w:p>
+      <w:pPr>
+        <w:tabs>
+          <w:tab w:val="left" w:pos="5387"/>
+        </w:tabs>
+        <w:spacing w:after="0" w:line="240" w:lineRule="auto"/>
+        <w:ind w:left="5387"/>
+        <w:rPr>
+          <w:sz w:val="20"/>
+          <w:szCs w:val="20"/>
+          <w:lang w:val="en-GB"/>
+        </w:rPr>
+      </w:pPr>
       <w:r>
+        <w:rPr>
+          <w:sz w:val="20"/>
+          <w:szCs w:val="20"/>
+          <w:lang w:val="en-GB"/>
+        </w:rPr>
+        <w:t>[Address]</w:t>
+      </w:r>
+    </w:p>
+    <w:p>
+      <w:pPr>
+        <w:tabs>
+          <w:tab w:val="left" w:pos="5387"/>
+        </w:tabs>
+        <w:spacing w:after="0" w:line="240" w:lineRule="auto"/>
+        <w:ind w:left="5387"/>
+        <w:rPr>
+          <w:sz w:val="20"/>
+          <w:szCs w:val="20"/>
+          <w:lang w:val="en-GB"/>
+        </w:rPr>
+      </w:pPr>
+      <w:r>
+        <w:rPr>
+          <w:sz w:val="20"/>
+          <w:szCs w:val="20"/>
+          <w:lang w:val="en-GB"/>
+        </w:rPr>
+        <w:t>[Zip] [City], [Region]</w:t>
+      </w:r>
+    </w:p>
+    <w:p>
+      <w:pPr>
+        <w:tabs>
+          <w:tab w:val="left" w:pos="5387"/>
+        </w:tabs>
+        <w:spacing w:after="0" w:line="240" w:lineRule="auto"/>
+        <w:ind w:left="5387"/>
+        <w:rPr>
+          <w:sz w:val="20"/>
+          <w:szCs w:val="20"/>
+          <w:lang w:val="en-GB"/>
+        </w:rPr>
+      </w:pPr>
+      <w:r>
+        <w:rPr>
+          <w:sz w:val="20"/>
+          <w:szCs w:val="20"/>
+          <w:lang w:val="en-GB"/>
+        </w:rPr>
+        <w:t>[Country]</w:t>
+      </w:r>
+    </w:p>
+    <w:p>
+      <w:pPr>
+        <w:tabs>
+          <w:tab w:val="left" w:pos="5387"/>
+        </w:tabs>
+        <w:spacing w:after="0" w:line="240" w:lineRule="auto"/>
+        <w:ind w:left="5387"/>
+        <w:rPr>
+          <w:sz w:val="20"/>
+          <w:szCs w:val="20"/>
+          <w:lang w:val="en-GB"/>
+        </w:rPr>
+      </w:pPr>
+    </w:p>
+    <w:p>
+      <w:pPr>
+        <w:tabs>
+          <w:tab w:val="left" w:pos="5387"/>
+        </w:tabs>
+        <w:spacing w:after="0" w:line="240" w:lineRule="auto"/>
+        <w:ind w:left="5387"/>
+        <w:rPr>
+          <w:sz w:val="20"/>
+          <w:szCs w:val="20"/>
+          <w:lang w:val="en-GB"/>
+        </w:rPr>
+      </w:pPr>
+      <w:r>
+        <w:rPr>
+          <w:sz w:val="20"/>
+          <w:szCs w:val="20"/>
+          <w:lang w:val="en-GB"/>
+        </w:rPr>
+        <w:t>To the attn. of [Sal.] [Full Name]</w:t>
+      </w:r>
+    </w:p>
+    <w:p>
+      <w:pPr>
+        <w:tabs>
+          <w:tab w:val="left" w:pos="5387"/>
+        </w:tabs>
+        <w:spacing w:after="0" w:line="240" w:lineRule="auto"/>
+        <w:ind w:left="5387"/>
         <w:rPr>
           <w:b/>
           <w:bCs/>
           <w:sz w:val="20"/>
           <w:szCs w:val="20"/>
           <w:lang w:val="en-GB"/>
-        </w:rPr>
-        <w:t>[Sal</w:t>
-      </w:r>
-      <w:r>
-        <w:rPr>
-          <w:b/>
-          <w:bCs/>
-          <w:sz w:val="20"/>
-          <w:szCs w:val="20"/>
-          <w:lang w:val="en-GB"/>
-        </w:rPr>
-        <w:t>.</w:t>
-      </w:r>
-      <w:r>
-        <w:rPr>
-          <w:b/>
-          <w:bCs/>
-          <w:sz w:val="20"/>
-          <w:szCs w:val="20"/>
-          <w:lang w:val="en-GB"/>
-        </w:rPr>
-        <w:t>]</w:t>
-      </w:r>
-      <w:r>
-        <w:rPr>
-          <w:sz w:val="20"/>
-          <w:szCs w:val="20"/>
-          <w:lang w:val="en-GB"/>
-        </w:rPr>
-        <w:t xml:space="preserve"> </w:t>
-      </w:r>
-      <w:r>
-        <w:rPr>
-          <w:b/>
-          <w:bCs/>
-          <w:sz w:val="20"/>
-          <w:szCs w:val="20"/>
-          <w:lang w:val="en-GB"/>
-        </w:rPr>
-        <w:t>[Full</w:t>
-      </w:r>
-      <w:r>
-        <w:rPr>
-          <w:b/>
-          <w:bCs/>
-          <w:sz w:val="20"/>
-          <w:szCs w:val="20"/>
-          <w:lang w:val="en-GB"/>
-        </w:rPr>
-        <w:t xml:space="preserve"> Name</w:t>
-      </w:r>
-      <w:r>
-        <w:rPr>
-          <w:b/>
-          <w:bCs/>
-          <w:sz w:val="20"/>
-          <w:szCs w:val="20"/>
-          <w:lang w:val="en-GB"/>
-        </w:rPr>
-        <w:t>]</w:t>
-      </w:r>
-    </w:p>
-    <w:p>
-      <w:pPr>
-        <w:tabs>
-          <w:tab w:val="left" w:pos="5103"/>
-        </w:tabs>
-        <w:autoSpaceDE w:val="0"/>
-        <w:autoSpaceDN w:val="0"/>
-        <w:adjustRightInd w:val="0"/>
-        <w:spacing w:after="0" w:line="240" w:lineRule="auto"/>
-        <w:ind w:left="142"/>
-        <w:rPr>
-          <w:sz w:val="20"/>
-          <w:szCs w:val="20"/>
         </w:rPr>
       </w:pPr>
     </w:p>
@@ -317,7 +191,7 @@
         <w:autoSpaceDE w:val="0"/>
         <w:autoSpaceDN w:val="0"/>
         <w:adjustRightInd w:val="0"/>
-        <w:spacing w:before="240" w:after="0" w:line="240" w:lineRule="auto"/>
+        <w:spacing w:after="0" w:line="240" w:lineRule="auto"/>
         <w:jc w:val="center"/>
         <w:rPr>
           <w:b/>
@@ -438,8 +312,8 @@
       <w:tblGrid>
         <w:gridCol w:w="639"/>
         <w:gridCol w:w="4606"/>
-        <w:gridCol w:w="709"/>
-        <w:gridCol w:w="1559"/>
+        <w:gridCol w:w="992"/>
+        <w:gridCol w:w="1276"/>
         <w:gridCol w:w="709"/>
         <w:gridCol w:w="1417"/>
       </w:tblGrid>
@@ -523,7 +397,7 @@
         </w:tc>
         <w:tc>
           <w:tcPr>
-            <w:tcW w:w="709" w:type="dxa"/>
+            <w:tcW w:w="992" w:type="dxa"/>
             <w:tcBorders>
               <w:top w:val="nil"/>
               <w:left w:val="nil"/>
@@ -564,7 +438,7 @@
         </w:tc>
         <w:tc>
           <w:tcPr>
-            <w:tcW w:w="1559" w:type="dxa"/>
+            <w:tcW w:w="1276" w:type="dxa"/>
             <w:tcBorders>
               <w:top w:val="nil"/>
               <w:left w:val="nil"/>
@@ -810,7 +684,7 @@
         </w:tc>
         <w:tc>
           <w:tcPr>
-            <w:tcW w:w="709" w:type="dxa"/>
+            <w:tcW w:w="992" w:type="dxa"/>
             <w:tcBorders>
               <w:top w:val="single" w:sz="4" w:space="0" w:color="auto"/>
               <w:left w:val="nil"/>
@@ -835,7 +709,7 @@
         </w:tc>
         <w:tc>
           <w:tcPr>
-            <w:tcW w:w="1559" w:type="dxa"/>
+            <w:tcW w:w="1276" w:type="dxa"/>
             <w:tcBorders>
               <w:top w:val="single" w:sz="4" w:space="0" w:color="auto"/>
               <w:left w:val="nil"/>
@@ -1077,7 +951,7 @@
         </w:tc>
         <w:tc>
           <w:tcPr>
-            <w:tcW w:w="709" w:type="dxa"/>
+            <w:tcW w:w="992" w:type="dxa"/>
             <w:tcBorders>
               <w:top w:val="nil"/>
               <w:left w:val="nil"/>
@@ -1102,7 +976,7 @@
         </w:tc>
         <w:tc>
           <w:tcPr>
-            <w:tcW w:w="1559" w:type="dxa"/>
+            <w:tcW w:w="1276" w:type="dxa"/>
             <w:tcBorders>
               <w:top w:val="nil"/>
               <w:left w:val="nil"/>
@@ -1336,7 +1210,7 @@
         </w:tc>
         <w:tc>
           <w:tcPr>
-            <w:tcW w:w="709" w:type="dxa"/>
+            <w:tcW w:w="992" w:type="dxa"/>
             <w:tcBorders>
               <w:top w:val="nil"/>
               <w:left w:val="nil"/>
@@ -1361,7 +1235,7 @@
         </w:tc>
         <w:tc>
           <w:tcPr>
-            <w:tcW w:w="1559" w:type="dxa"/>
+            <w:tcW w:w="1276" w:type="dxa"/>
             <w:tcBorders>
               <w:top w:val="nil"/>
               <w:left w:val="nil"/>
@@ -1595,7 +1469,7 @@
         </w:tc>
         <w:tc>
           <w:tcPr>
-            <w:tcW w:w="709" w:type="dxa"/>
+            <w:tcW w:w="992" w:type="dxa"/>
             <w:tcBorders>
               <w:top w:val="nil"/>
               <w:left w:val="nil"/>
@@ -1620,7 +1494,7 @@
         </w:tc>
         <w:tc>
           <w:tcPr>
-            <w:tcW w:w="1559" w:type="dxa"/>
+            <w:tcW w:w="1276" w:type="dxa"/>
             <w:tcBorders>
               <w:top w:val="nil"/>
               <w:left w:val="nil"/>
@@ -1856,7 +1730,7 @@
         </w:tc>
         <w:tc>
           <w:tcPr>
-            <w:tcW w:w="709" w:type="dxa"/>
+            <w:tcW w:w="992" w:type="dxa"/>
             <w:tcBorders>
               <w:top w:val="nil"/>
               <w:left w:val="nil"/>
@@ -1881,7 +1755,7 @@
         </w:tc>
         <w:tc>
           <w:tcPr>
-            <w:tcW w:w="1559" w:type="dxa"/>
+            <w:tcW w:w="1276" w:type="dxa"/>
             <w:tcBorders>
               <w:top w:val="nil"/>
               <w:left w:val="nil"/>
@@ -2117,7 +1991,7 @@
         </w:tc>
         <w:tc>
           <w:tcPr>
-            <w:tcW w:w="709" w:type="dxa"/>
+            <w:tcW w:w="992" w:type="dxa"/>
             <w:tcBorders>
               <w:top w:val="nil"/>
               <w:left w:val="nil"/>
@@ -2142,7 +2016,7 @@
         </w:tc>
         <w:tc>
           <w:tcPr>
-            <w:tcW w:w="1559" w:type="dxa"/>
+            <w:tcW w:w="1276" w:type="dxa"/>
             <w:tcBorders>
               <w:top w:val="nil"/>
               <w:left w:val="nil"/>
@@ -2386,7 +2260,7 @@
         </w:tc>
         <w:tc>
           <w:tcPr>
-            <w:tcW w:w="709" w:type="dxa"/>
+            <w:tcW w:w="992" w:type="dxa"/>
             <w:tcBorders>
               <w:top w:val="nil"/>
               <w:left w:val="nil"/>
@@ -2411,7 +2285,7 @@
         </w:tc>
         <w:tc>
           <w:tcPr>
-            <w:tcW w:w="1559" w:type="dxa"/>
+            <w:tcW w:w="1276" w:type="dxa"/>
             <w:tcBorders>
               <w:top w:val="nil"/>
               <w:left w:val="nil"/>
@@ -2655,7 +2529,7 @@
         </w:tc>
         <w:tc>
           <w:tcPr>
-            <w:tcW w:w="709" w:type="dxa"/>
+            <w:tcW w:w="992" w:type="dxa"/>
             <w:tcBorders>
               <w:top w:val="nil"/>
               <w:left w:val="nil"/>
@@ -2680,7 +2554,7 @@
         </w:tc>
         <w:tc>
           <w:tcPr>
-            <w:tcW w:w="1559" w:type="dxa"/>
+            <w:tcW w:w="1276" w:type="dxa"/>
             <w:tcBorders>
               <w:top w:val="nil"/>
               <w:left w:val="nil"/>
@@ -2924,7 +2798,7 @@
         </w:tc>
         <w:tc>
           <w:tcPr>
-            <w:tcW w:w="709" w:type="dxa"/>
+            <w:tcW w:w="992" w:type="dxa"/>
             <w:tcBorders>
               <w:top w:val="nil"/>
               <w:left w:val="nil"/>
@@ -2949,7 +2823,7 @@
         </w:tc>
         <w:tc>
           <w:tcPr>
-            <w:tcW w:w="1559" w:type="dxa"/>
+            <w:tcW w:w="1276" w:type="dxa"/>
             <w:tcBorders>
               <w:top w:val="nil"/>
               <w:left w:val="nil"/>
@@ -3193,7 +3067,7 @@
         </w:tc>
         <w:tc>
           <w:tcPr>
-            <w:tcW w:w="709" w:type="dxa"/>
+            <w:tcW w:w="992" w:type="dxa"/>
             <w:tcBorders>
               <w:top w:val="nil"/>
               <w:left w:val="nil"/>
@@ -3218,7 +3092,7 @@
         </w:tc>
         <w:tc>
           <w:tcPr>
-            <w:tcW w:w="1559" w:type="dxa"/>
+            <w:tcW w:w="1276" w:type="dxa"/>
             <w:tcBorders>
               <w:top w:val="nil"/>
               <w:left w:val="nil"/>
@@ -3454,7 +3328,7 @@
         </w:tc>
         <w:tc>
           <w:tcPr>
-            <w:tcW w:w="709" w:type="dxa"/>
+            <w:tcW w:w="992" w:type="dxa"/>
             <w:tcBorders>
               <w:top w:val="nil"/>
               <w:left w:val="nil"/>
@@ -3479,7 +3353,7 @@
         </w:tc>
         <w:tc>
           <w:tcPr>
-            <w:tcW w:w="1559" w:type="dxa"/>
+            <w:tcW w:w="1276" w:type="dxa"/>
             <w:tcBorders>
               <w:top w:val="nil"/>
               <w:left w:val="nil"/>
@@ -3715,7 +3589,7 @@
         </w:tc>
         <w:tc>
           <w:tcPr>
-            <w:tcW w:w="709" w:type="dxa"/>
+            <w:tcW w:w="992" w:type="dxa"/>
             <w:tcBorders>
               <w:top w:val="nil"/>
               <w:left w:val="nil"/>
@@ -3740,7 +3614,7 @@
         </w:tc>
         <w:tc>
           <w:tcPr>
-            <w:tcW w:w="1559" w:type="dxa"/>
+            <w:tcW w:w="1276" w:type="dxa"/>
             <w:tcBorders>
               <w:top w:val="nil"/>
               <w:left w:val="nil"/>
@@ -3976,7 +3850,7 @@
         </w:tc>
         <w:tc>
           <w:tcPr>
-            <w:tcW w:w="709" w:type="dxa"/>
+            <w:tcW w:w="992" w:type="dxa"/>
             <w:tcBorders>
               <w:top w:val="nil"/>
               <w:left w:val="nil"/>
@@ -4001,7 +3875,7 @@
         </w:tc>
         <w:tc>
           <w:tcPr>
-            <w:tcW w:w="1559" w:type="dxa"/>
+            <w:tcW w:w="1276" w:type="dxa"/>
             <w:tcBorders>
               <w:top w:val="nil"/>
               <w:left w:val="nil"/>
@@ -4237,7 +4111,7 @@
         </w:tc>
         <w:tc>
           <w:tcPr>
-            <w:tcW w:w="709" w:type="dxa"/>
+            <w:tcW w:w="992" w:type="dxa"/>
             <w:tcBorders>
               <w:top w:val="nil"/>
               <w:left w:val="nil"/>
@@ -4262,7 +4136,7 @@
         </w:tc>
         <w:tc>
           <w:tcPr>
-            <w:tcW w:w="1559" w:type="dxa"/>
+            <w:tcW w:w="1276" w:type="dxa"/>
             <w:tcBorders>
               <w:top w:val="nil"/>
               <w:left w:val="nil"/>
@@ -4506,7 +4380,7 @@
         </w:tc>
         <w:tc>
           <w:tcPr>
-            <w:tcW w:w="709" w:type="dxa"/>
+            <w:tcW w:w="992" w:type="dxa"/>
             <w:tcBorders>
               <w:top w:val="nil"/>
               <w:left w:val="nil"/>
@@ -4531,7 +4405,7 @@
         </w:tc>
         <w:tc>
           <w:tcPr>
-            <w:tcW w:w="1559" w:type="dxa"/>
+            <w:tcW w:w="1276" w:type="dxa"/>
             <w:tcBorders>
               <w:top w:val="nil"/>
               <w:left w:val="nil"/>

--- a/proforma_template_eng.docx
+++ b/proforma_template_eng.docx
@@ -302,23 +302,6 @@
         <w:autoSpaceDN w:val="0"/>
         <w:adjustRightInd w:val="0"/>
         <w:spacing w:after="0" w:line="240" w:lineRule="auto"/>
-        <w:ind w:left="142"/>
-        <w:jc w:val="both"/>
-        <w:rPr>
-          <w:sz w:val="20"/>
-          <w:szCs w:val="20"/>
-          <w:u w:val="single"/>
-          <w:lang w:val="en-GB"/>
-        </w:rPr>
-      </w:pPr>
-    </w:p>
-    <w:p>
-      <w:pPr>
-        <w:autoSpaceDE w:val="0"/>
-        <w:autoSpaceDN w:val="0"/>
-        <w:adjustRightInd w:val="0"/>
-        <w:spacing w:after="0" w:line="240" w:lineRule="auto"/>
-        <w:ind w:left="142"/>
         <w:jc w:val="both"/>
         <w:rPr>
           <w:sz w:val="20"/>
@@ -4740,13 +4723,30 @@
     </w:p>
     <w:p>
       <w:pPr>
-        <w:autoSpaceDE w:val="0"/>
-        <w:autoSpaceDN w:val="0"/>
-        <w:adjustRightInd w:val="0"/>
+        <w:tabs>
+          <w:tab w:val="center" w:pos="4820"/>
+          <w:tab w:val="left" w:pos="4860"/>
+          <w:tab w:val="right" w:pos="9639"/>
+        </w:tabs>
         <w:spacing w:after="0" w:line="240" w:lineRule="auto"/>
-        <w:ind w:left="142"/>
-        <w:jc w:val="both"/>
         <w:rPr>
+          <w:rFonts w:cs="Courier New"/>
+          <w:sz w:val="20"/>
+          <w:szCs w:val="20"/>
+          <w:lang w:val="en-GB"/>
+        </w:rPr>
+      </w:pPr>
+    </w:p>
+    <w:p>
+      <w:pPr>
+        <w:tabs>
+          <w:tab w:val="center" w:pos="4820"/>
+          <w:tab w:val="left" w:pos="4860"/>
+          <w:tab w:val="right" w:pos="9639"/>
+        </w:tabs>
+        <w:spacing w:after="0" w:line="240" w:lineRule="auto"/>
+        <w:rPr>
+          <w:rFonts w:cs="Courier New"/>
           <w:sz w:val="20"/>
           <w:szCs w:val="20"/>
           <w:lang w:val="en-GB"/>
@@ -4799,16 +4799,18 @@
                 <w:tab w:val="clear" w:pos="4860"/>
                 <w:tab w:val="clear" w:pos="9639"/>
               </w:tabs>
-              <w:spacing w:before="60" w:after="60" w:line="240" w:lineRule="auto"/>
+              <w:spacing w:before="60" w:after="60"/>
               <w:ind w:left="0" w:firstLine="0"/>
               <w:rPr>
                 <w:rFonts w:ascii="Verdana" w:hAnsi="Verdana" w:cs="Arial"/>
                 <w:szCs w:val="20"/>
+                <w:lang w:val="it-IT"/>
               </w:rPr>
             </w:pPr>
             <w:r>
               <w:rPr>
                 <w:rFonts w:ascii="Verdana" w:hAnsi="Verdana" w:cs="Courier New"/>
+                <w:szCs w:val="20"/>
               </w:rPr>
               <w:t>HS code</w:t>
             </w:r>
@@ -4827,23 +4829,22 @@
           </w:tcPr>
           <w:p>
             <w:pPr>
+              <w:pStyle w:val="BodyTextIndent"/>
               <w:tabs>
-                <w:tab w:val="center" w:pos="4820"/>
-                <w:tab w:val="left" w:pos="4860"/>
-                <w:tab w:val="right" w:pos="9639"/>
+                <w:tab w:val="clear" w:pos="4820"/>
+                <w:tab w:val="clear" w:pos="4860"/>
               </w:tabs>
-              <w:spacing w:before="60" w:after="0" w:line="240" w:lineRule="auto"/>
-              <w:rPr>
-                <w:rFonts w:cs="Courier New"/>
-                <w:sz w:val="20"/>
-                <w:lang w:val="en-GB"/>
-              </w:rPr>
-            </w:pPr>
-            <w:r>
-              <w:rPr>
-                <w:rFonts w:cs="Courier New"/>
-                <w:sz w:val="20"/>
-                <w:lang w:val="en-GB"/>
+              <w:spacing w:before="60" w:after="60"/>
+              <w:ind w:left="0" w:firstLine="0"/>
+              <w:rPr>
+                <w:rFonts w:ascii="Verdana" w:hAnsi="Verdana"/>
+                <w:szCs w:val="20"/>
+              </w:rPr>
+            </w:pPr>
+            <w:r>
+              <w:rPr>
+                <w:rFonts w:ascii="Verdana" w:hAnsi="Verdana" w:cs="Courier New"/>
+                <w:szCs w:val="20"/>
               </w:rPr>
               <w:t>[HS code]</w:t>
             </w:r>
@@ -4927,6 +4928,7 @@
               <w:rPr>
                 <w:rFonts w:ascii="Verdana" w:hAnsi="Verdana" w:cs="Arial"/>
               </w:rPr>
+              <w:lastRenderedPageBreak/>
               <w:t>Bank details:</w:t>
             </w:r>
           </w:p>
@@ -4987,7 +4989,6 @@
                 <w:szCs w:val="20"/>
                 <w:lang w:val="en-US"/>
               </w:rPr>
-              <w:lastRenderedPageBreak/>
               <w:t>ACCOUNT NO: 000105397238</w:t>
             </w:r>
           </w:p>
@@ -5072,7 +5073,6 @@
               <w:rPr>
                 <w:rFonts w:ascii="Verdana" w:hAnsi="Verdana"/>
               </w:rPr>
-              <w:lastRenderedPageBreak/>
               <w:t>Beneficiary:</w:t>
             </w:r>
           </w:p>
